--- a/docs/Введение в компьютерные науки.docx
+++ b/docs/Введение в компьютерные науки.docx
@@ -9,18 +9,19 @@
         <w:jc w:val="center"/>
         <w:rPr>
           <w:b/>
-          <w:bCs/>
-          <w:sz w:val="40"/>
-          <w:szCs w:val="40"/>
-        </w:rPr>
-      </w:pPr>
-      <w:r>
-        <w:rPr>
           <w:b/>
           <w:bCs/>
           <w:sz w:val="40"/>
           <w:szCs w:val="40"/>
         </w:rPr>
+      </w:pPr>
+      <w:r>
+        <w:rPr>
+          <w:b/>
+          <w:bCs/>
+          <w:sz w:val="40"/>
+          <w:szCs w:val="40"/>
+        </w:rPr>
         <w:t>Введение в компьютерные науки</w:t>
       </w:r>
     </w:p>
@@ -29,6 +30,7 @@
         <w:pStyle w:val="Normal"/>
         <w:spacing w:before="0" w:after="0"/>
         <w:rPr>
+          <w:b/>
           <w:b/>
           <w:bCs/>
           <w:sz w:val="40"/>
@@ -193,10 +195,10 @@
         <w:gridCol w:w="997"/>
         <w:gridCol w:w="994"/>
         <w:gridCol w:w="994"/>
+        <w:gridCol w:w="1305"/>
         <w:gridCol w:w="1304"/>
         <w:gridCol w:w="1304"/>
-        <w:gridCol w:w="1304"/>
-        <w:gridCol w:w="1299"/>
+        <w:gridCol w:w="1298"/>
       </w:tblGrid>
       <w:tr>
         <w:trPr/>
@@ -319,7 +321,7 @@
         </w:tc>
         <w:tc>
           <w:tcPr>
-            <w:tcW w:w="1304" w:type="dxa"/>
+            <w:tcW w:w="1305" w:type="dxa"/>
             <w:tcBorders/>
           </w:tcPr>
           <w:p>
@@ -406,7 +408,7 @@
         </w:tc>
         <w:tc>
           <w:tcPr>
-            <w:tcW w:w="1299" w:type="dxa"/>
+            <w:tcW w:w="1298" w:type="dxa"/>
             <w:tcBorders/>
           </w:tcPr>
           <w:p>
@@ -539,6 +541,31 @@
         </w:tc>
         <w:tc>
           <w:tcPr>
+            <w:tcW w:w="1305" w:type="dxa"/>
+            <w:tcBorders/>
+          </w:tcPr>
+          <w:p>
+            <w:pPr>
+              <w:pStyle w:val="Normal"/>
+              <w:widowControl w:val="false"/>
+              <w:suppressAutoHyphens w:val="true"/>
+              <w:spacing w:lineRule="auto" w:line="240" w:before="0" w:after="0"/>
+              <w:jc w:val="left"/>
+              <w:rPr>
+                <w:sz w:val="32"/>
+                <w:szCs w:val="32"/>
+              </w:rPr>
+            </w:pPr>
+            <w:r>
+              <w:rPr>
+                <w:sz w:val="32"/>
+                <w:szCs w:val="32"/>
+              </w:rPr>
+            </w:r>
+          </w:p>
+        </w:tc>
+        <w:tc>
+          <w:tcPr>
             <w:tcW w:w="1304" w:type="dxa"/>
             <w:tcBorders/>
           </w:tcPr>
@@ -589,32 +616,7 @@
         </w:tc>
         <w:tc>
           <w:tcPr>
-            <w:tcW w:w="1304" w:type="dxa"/>
-            <w:tcBorders/>
-          </w:tcPr>
-          <w:p>
-            <w:pPr>
-              <w:pStyle w:val="Normal"/>
-              <w:widowControl w:val="false"/>
-              <w:suppressAutoHyphens w:val="true"/>
-              <w:spacing w:lineRule="auto" w:line="240" w:before="0" w:after="0"/>
-              <w:jc w:val="left"/>
-              <w:rPr>
-                <w:sz w:val="32"/>
-                <w:szCs w:val="32"/>
-              </w:rPr>
-            </w:pPr>
-            <w:r>
-              <w:rPr>
-                <w:sz w:val="32"/>
-                <w:szCs w:val="32"/>
-              </w:rPr>
-            </w:r>
-          </w:p>
-        </w:tc>
-        <w:tc>
-          <w:tcPr>
-            <w:tcW w:w="1299" w:type="dxa"/>
+            <w:tcW w:w="1298" w:type="dxa"/>
             <w:tcBorders/>
           </w:tcPr>
           <w:p>
@@ -694,16 +696,16 @@
         <w:gridCol w:w="708"/>
         <w:gridCol w:w="710"/>
         <w:gridCol w:w="710"/>
-        <w:gridCol w:w="654"/>
-        <w:gridCol w:w="653"/>
         <w:gridCol w:w="656"/>
         <w:gridCol w:w="653"/>
         <w:gridCol w:w="655"/>
         <w:gridCol w:w="654"/>
         <w:gridCol w:w="654"/>
+        <w:gridCol w:w="655"/>
         <w:gridCol w:w="654"/>
         <w:gridCol w:w="654"/>
-        <w:gridCol w:w="649"/>
+        <w:gridCol w:w="654"/>
+        <w:gridCol w:w="647"/>
       </w:tblGrid>
       <w:tr>
         <w:trPr/>
@@ -883,7 +885,7 @@
         </w:tc>
         <w:tc>
           <w:tcPr>
-            <w:tcW w:w="654" w:type="dxa"/>
+            <w:tcW w:w="656" w:type="dxa"/>
             <w:tcBorders/>
           </w:tcPr>
           <w:p>
@@ -941,7 +943,7 @@
         </w:tc>
         <w:tc>
           <w:tcPr>
-            <w:tcW w:w="656" w:type="dxa"/>
+            <w:tcW w:w="655" w:type="dxa"/>
             <w:tcBorders/>
           </w:tcPr>
           <w:p>
@@ -970,7 +972,7 @@
         </w:tc>
         <w:tc>
           <w:tcPr>
-            <w:tcW w:w="653" w:type="dxa"/>
+            <w:tcW w:w="654" w:type="dxa"/>
             <w:tcBorders/>
           </w:tcPr>
           <w:p>
@@ -999,7 +1001,7 @@
         </w:tc>
         <w:tc>
           <w:tcPr>
-            <w:tcW w:w="655" w:type="dxa"/>
+            <w:tcW w:w="654" w:type="dxa"/>
             <w:tcBorders/>
           </w:tcPr>
           <w:p>
@@ -1028,7 +1030,7 @@
         </w:tc>
         <w:tc>
           <w:tcPr>
-            <w:tcW w:w="654" w:type="dxa"/>
+            <w:tcW w:w="655" w:type="dxa"/>
             <w:tcBorders/>
           </w:tcPr>
           <w:p>
@@ -1144,7 +1146,7 @@
         </w:tc>
         <w:tc>
           <w:tcPr>
-            <w:tcW w:w="649" w:type="dxa"/>
+            <w:tcW w:w="647" w:type="dxa"/>
             <w:tcBorders/>
           </w:tcPr>
           <w:p>
@@ -1326,6 +1328,81 @@
         </w:tc>
         <w:tc>
           <w:tcPr>
+            <w:tcW w:w="656" w:type="dxa"/>
+            <w:tcBorders/>
+          </w:tcPr>
+          <w:p>
+            <w:pPr>
+              <w:pStyle w:val="Normal"/>
+              <w:widowControl w:val="false"/>
+              <w:suppressAutoHyphens w:val="true"/>
+              <w:spacing w:lineRule="auto" w:line="240" w:before="0" w:after="0"/>
+              <w:jc w:val="left"/>
+              <w:rPr>
+                <w:sz w:val="32"/>
+                <w:szCs w:val="32"/>
+              </w:rPr>
+            </w:pPr>
+            <w:r>
+              <w:rPr>
+                <w:sz w:val="32"/>
+                <w:szCs w:val="32"/>
+              </w:rPr>
+            </w:r>
+          </w:p>
+        </w:tc>
+        <w:tc>
+          <w:tcPr>
+            <w:tcW w:w="653" w:type="dxa"/>
+            <w:tcBorders/>
+          </w:tcPr>
+          <w:p>
+            <w:pPr>
+              <w:pStyle w:val="Normal"/>
+              <w:widowControl w:val="false"/>
+              <w:suppressAutoHyphens w:val="true"/>
+              <w:spacing w:lineRule="auto" w:line="240" w:before="0" w:after="0"/>
+              <w:jc w:val="left"/>
+              <w:rPr>
+                <w:sz w:val="32"/>
+                <w:szCs w:val="32"/>
+              </w:rPr>
+            </w:pPr>
+            <w:r>
+              <w:rPr>
+                <w:sz w:val="32"/>
+                <w:szCs w:val="32"/>
+              </w:rPr>
+            </w:r>
+          </w:p>
+        </w:tc>
+        <w:tc>
+          <w:tcPr>
+            <w:tcW w:w="655" w:type="dxa"/>
+            <w:tcBorders/>
+          </w:tcPr>
+          <w:p>
+            <w:pPr>
+              <w:pStyle w:val="Normal"/>
+              <w:widowControl w:val="false"/>
+              <w:suppressAutoHyphens w:val="true"/>
+              <w:spacing w:lineRule="auto" w:line="240" w:before="0" w:after="0"/>
+              <w:jc w:val="left"/>
+              <w:rPr>
+                <w:sz w:val="32"/>
+                <w:szCs w:val="32"/>
+              </w:rPr>
+            </w:pPr>
+            <w:r>
+              <w:rPr>
+                <w:sz w:val="32"/>
+                <w:szCs w:val="32"/>
+              </w:rPr>
+            </w:r>
+          </w:p>
+        </w:tc>
+        <w:tc>
+          <w:tcPr>
             <w:tcW w:w="654" w:type="dxa"/>
             <w:tcBorders/>
           </w:tcPr>
@@ -1351,57 +1428,7 @@
         </w:tc>
         <w:tc>
           <w:tcPr>
-            <w:tcW w:w="653" w:type="dxa"/>
-            <w:tcBorders/>
-          </w:tcPr>
-          <w:p>
-            <w:pPr>
-              <w:pStyle w:val="Normal"/>
-              <w:widowControl w:val="false"/>
-              <w:suppressAutoHyphens w:val="true"/>
-              <w:spacing w:lineRule="auto" w:line="240" w:before="0" w:after="0"/>
-              <w:jc w:val="left"/>
-              <w:rPr>
-                <w:sz w:val="32"/>
-                <w:szCs w:val="32"/>
-              </w:rPr>
-            </w:pPr>
-            <w:r>
-              <w:rPr>
-                <w:sz w:val="32"/>
-                <w:szCs w:val="32"/>
-              </w:rPr>
-            </w:r>
-          </w:p>
-        </w:tc>
-        <w:tc>
-          <w:tcPr>
-            <w:tcW w:w="656" w:type="dxa"/>
-            <w:tcBorders/>
-          </w:tcPr>
-          <w:p>
-            <w:pPr>
-              <w:pStyle w:val="Normal"/>
-              <w:widowControl w:val="false"/>
-              <w:suppressAutoHyphens w:val="true"/>
-              <w:spacing w:lineRule="auto" w:line="240" w:before="0" w:after="0"/>
-              <w:jc w:val="left"/>
-              <w:rPr>
-                <w:sz w:val="32"/>
-                <w:szCs w:val="32"/>
-              </w:rPr>
-            </w:pPr>
-            <w:r>
-              <w:rPr>
-                <w:sz w:val="32"/>
-                <w:szCs w:val="32"/>
-              </w:rPr>
-            </w:r>
-          </w:p>
-        </w:tc>
-        <w:tc>
-          <w:tcPr>
-            <w:tcW w:w="653" w:type="dxa"/>
+            <w:tcW w:w="654" w:type="dxa"/>
             <w:tcBorders/>
           </w:tcPr>
           <w:p>
@@ -1526,32 +1553,7 @@
         </w:tc>
         <w:tc>
           <w:tcPr>
-            <w:tcW w:w="654" w:type="dxa"/>
-            <w:tcBorders/>
-          </w:tcPr>
-          <w:p>
-            <w:pPr>
-              <w:pStyle w:val="Normal"/>
-              <w:widowControl w:val="false"/>
-              <w:suppressAutoHyphens w:val="true"/>
-              <w:spacing w:lineRule="auto" w:line="240" w:before="0" w:after="0"/>
-              <w:jc w:val="left"/>
-              <w:rPr>
-                <w:sz w:val="32"/>
-                <w:szCs w:val="32"/>
-              </w:rPr>
-            </w:pPr>
-            <w:r>
-              <w:rPr>
-                <w:sz w:val="32"/>
-                <w:szCs w:val="32"/>
-              </w:rPr>
-            </w:r>
-          </w:p>
-        </w:tc>
-        <w:tc>
-          <w:tcPr>
-            <w:tcW w:w="649" w:type="dxa"/>
+            <w:tcW w:w="647" w:type="dxa"/>
             <w:tcBorders/>
           </w:tcPr>
           <w:p>
@@ -1683,16 +1685,16 @@
         <w:gridCol w:w="708"/>
         <w:gridCol w:w="710"/>
         <w:gridCol w:w="710"/>
-        <w:gridCol w:w="654"/>
-        <w:gridCol w:w="653"/>
         <w:gridCol w:w="656"/>
         <w:gridCol w:w="653"/>
         <w:gridCol w:w="655"/>
         <w:gridCol w:w="654"/>
         <w:gridCol w:w="654"/>
+        <w:gridCol w:w="655"/>
         <w:gridCol w:w="654"/>
         <w:gridCol w:w="654"/>
-        <w:gridCol w:w="649"/>
+        <w:gridCol w:w="654"/>
+        <w:gridCol w:w="647"/>
       </w:tblGrid>
       <w:tr>
         <w:trPr/>
@@ -1872,7 +1874,7 @@
         </w:tc>
         <w:tc>
           <w:tcPr>
-            <w:tcW w:w="654" w:type="dxa"/>
+            <w:tcW w:w="656" w:type="dxa"/>
             <w:tcBorders/>
           </w:tcPr>
           <w:p>
@@ -1930,7 +1932,7 @@
         </w:tc>
         <w:tc>
           <w:tcPr>
-            <w:tcW w:w="656" w:type="dxa"/>
+            <w:tcW w:w="655" w:type="dxa"/>
             <w:tcBorders/>
           </w:tcPr>
           <w:p>
@@ -1959,7 +1961,7 @@
         </w:tc>
         <w:tc>
           <w:tcPr>
-            <w:tcW w:w="653" w:type="dxa"/>
+            <w:tcW w:w="654" w:type="dxa"/>
             <w:tcBorders/>
           </w:tcPr>
           <w:p>
@@ -1988,7 +1990,7 @@
         </w:tc>
         <w:tc>
           <w:tcPr>
-            <w:tcW w:w="655" w:type="dxa"/>
+            <w:tcW w:w="654" w:type="dxa"/>
             <w:tcBorders/>
           </w:tcPr>
           <w:p>
@@ -2017,7 +2019,7 @@
         </w:tc>
         <w:tc>
           <w:tcPr>
-            <w:tcW w:w="654" w:type="dxa"/>
+            <w:tcW w:w="655" w:type="dxa"/>
             <w:tcBorders/>
           </w:tcPr>
           <w:p>
@@ -2133,7 +2135,7 @@
         </w:tc>
         <w:tc>
           <w:tcPr>
-            <w:tcW w:w="649" w:type="dxa"/>
+            <w:tcW w:w="647" w:type="dxa"/>
             <w:tcBorders/>
           </w:tcPr>
           <w:p>
@@ -2315,6 +2317,81 @@
         </w:tc>
         <w:tc>
           <w:tcPr>
+            <w:tcW w:w="656" w:type="dxa"/>
+            <w:tcBorders/>
+          </w:tcPr>
+          <w:p>
+            <w:pPr>
+              <w:pStyle w:val="Normal"/>
+              <w:widowControl w:val="false"/>
+              <w:suppressAutoHyphens w:val="true"/>
+              <w:spacing w:lineRule="auto" w:line="240" w:before="0" w:after="0"/>
+              <w:jc w:val="left"/>
+              <w:rPr>
+                <w:sz w:val="32"/>
+                <w:szCs w:val="32"/>
+              </w:rPr>
+            </w:pPr>
+            <w:r>
+              <w:rPr>
+                <w:sz w:val="32"/>
+                <w:szCs w:val="32"/>
+              </w:rPr>
+            </w:r>
+          </w:p>
+        </w:tc>
+        <w:tc>
+          <w:tcPr>
+            <w:tcW w:w="653" w:type="dxa"/>
+            <w:tcBorders/>
+          </w:tcPr>
+          <w:p>
+            <w:pPr>
+              <w:pStyle w:val="Normal"/>
+              <w:widowControl w:val="false"/>
+              <w:suppressAutoHyphens w:val="true"/>
+              <w:spacing w:lineRule="auto" w:line="240" w:before="0" w:after="0"/>
+              <w:jc w:val="left"/>
+              <w:rPr>
+                <w:sz w:val="32"/>
+                <w:szCs w:val="32"/>
+              </w:rPr>
+            </w:pPr>
+            <w:r>
+              <w:rPr>
+                <w:sz w:val="32"/>
+                <w:szCs w:val="32"/>
+              </w:rPr>
+            </w:r>
+          </w:p>
+        </w:tc>
+        <w:tc>
+          <w:tcPr>
+            <w:tcW w:w="655" w:type="dxa"/>
+            <w:tcBorders/>
+          </w:tcPr>
+          <w:p>
+            <w:pPr>
+              <w:pStyle w:val="Normal"/>
+              <w:widowControl w:val="false"/>
+              <w:suppressAutoHyphens w:val="true"/>
+              <w:spacing w:lineRule="auto" w:line="240" w:before="0" w:after="0"/>
+              <w:jc w:val="left"/>
+              <w:rPr>
+                <w:sz w:val="32"/>
+                <w:szCs w:val="32"/>
+              </w:rPr>
+            </w:pPr>
+            <w:r>
+              <w:rPr>
+                <w:sz w:val="32"/>
+                <w:szCs w:val="32"/>
+              </w:rPr>
+            </w:r>
+          </w:p>
+        </w:tc>
+        <w:tc>
+          <w:tcPr>
             <w:tcW w:w="654" w:type="dxa"/>
             <w:tcBorders/>
           </w:tcPr>
@@ -2340,57 +2417,7 @@
         </w:tc>
         <w:tc>
           <w:tcPr>
-            <w:tcW w:w="653" w:type="dxa"/>
-            <w:tcBorders/>
-          </w:tcPr>
-          <w:p>
-            <w:pPr>
-              <w:pStyle w:val="Normal"/>
-              <w:widowControl w:val="false"/>
-              <w:suppressAutoHyphens w:val="true"/>
-              <w:spacing w:lineRule="auto" w:line="240" w:before="0" w:after="0"/>
-              <w:jc w:val="left"/>
-              <w:rPr>
-                <w:sz w:val="32"/>
-                <w:szCs w:val="32"/>
-              </w:rPr>
-            </w:pPr>
-            <w:r>
-              <w:rPr>
-                <w:sz w:val="32"/>
-                <w:szCs w:val="32"/>
-              </w:rPr>
-            </w:r>
-          </w:p>
-        </w:tc>
-        <w:tc>
-          <w:tcPr>
-            <w:tcW w:w="656" w:type="dxa"/>
-            <w:tcBorders/>
-          </w:tcPr>
-          <w:p>
-            <w:pPr>
-              <w:pStyle w:val="Normal"/>
-              <w:widowControl w:val="false"/>
-              <w:suppressAutoHyphens w:val="true"/>
-              <w:spacing w:lineRule="auto" w:line="240" w:before="0" w:after="0"/>
-              <w:jc w:val="left"/>
-              <w:rPr>
-                <w:sz w:val="32"/>
-                <w:szCs w:val="32"/>
-              </w:rPr>
-            </w:pPr>
-            <w:r>
-              <w:rPr>
-                <w:sz w:val="32"/>
-                <w:szCs w:val="32"/>
-              </w:rPr>
-            </w:r>
-          </w:p>
-        </w:tc>
-        <w:tc>
-          <w:tcPr>
-            <w:tcW w:w="653" w:type="dxa"/>
+            <w:tcW w:w="654" w:type="dxa"/>
             <w:tcBorders/>
           </w:tcPr>
           <w:p>
@@ -2515,32 +2542,7 @@
         </w:tc>
         <w:tc>
           <w:tcPr>
-            <w:tcW w:w="654" w:type="dxa"/>
-            <w:tcBorders/>
-          </w:tcPr>
-          <w:p>
-            <w:pPr>
-              <w:pStyle w:val="Normal"/>
-              <w:widowControl w:val="false"/>
-              <w:suppressAutoHyphens w:val="true"/>
-              <w:spacing w:lineRule="auto" w:line="240" w:before="0" w:after="0"/>
-              <w:jc w:val="left"/>
-              <w:rPr>
-                <w:sz w:val="32"/>
-                <w:szCs w:val="32"/>
-              </w:rPr>
-            </w:pPr>
-            <w:r>
-              <w:rPr>
-                <w:sz w:val="32"/>
-                <w:szCs w:val="32"/>
-              </w:rPr>
-            </w:r>
-          </w:p>
-        </w:tc>
-        <w:tc>
-          <w:tcPr>
-            <w:tcW w:w="649" w:type="dxa"/>
+            <w:tcW w:w="647" w:type="dxa"/>
             <w:tcBorders/>
           </w:tcPr>
           <w:p>
@@ -2742,7 +2744,7 @@
         </w:tc>
         <w:tc>
           <w:tcPr>
-            <w:tcW w:w="654" w:type="dxa"/>
+            <w:tcW w:w="656" w:type="dxa"/>
             <w:tcBorders/>
           </w:tcPr>
           <w:p>
@@ -2800,7 +2802,7 @@
         </w:tc>
         <w:tc>
           <w:tcPr>
-            <w:tcW w:w="656" w:type="dxa"/>
+            <w:tcW w:w="655" w:type="dxa"/>
             <w:tcBorders/>
           </w:tcPr>
           <w:p>
@@ -2829,7 +2831,7 @@
         </w:tc>
         <w:tc>
           <w:tcPr>
-            <w:tcW w:w="653" w:type="dxa"/>
+            <w:tcW w:w="654" w:type="dxa"/>
             <w:tcBorders/>
           </w:tcPr>
           <w:p>
@@ -2858,7 +2860,7 @@
         </w:tc>
         <w:tc>
           <w:tcPr>
-            <w:tcW w:w="655" w:type="dxa"/>
+            <w:tcW w:w="654" w:type="dxa"/>
             <w:tcBorders/>
           </w:tcPr>
           <w:p>
@@ -2887,7 +2889,7 @@
         </w:tc>
         <w:tc>
           <w:tcPr>
-            <w:tcW w:w="654" w:type="dxa"/>
+            <w:tcW w:w="655" w:type="dxa"/>
             <w:tcBorders/>
           </w:tcPr>
           <w:p>
@@ -3003,7 +3005,7 @@
         </w:tc>
         <w:tc>
           <w:tcPr>
-            <w:tcW w:w="649" w:type="dxa"/>
+            <w:tcW w:w="647" w:type="dxa"/>
             <w:tcBorders/>
           </w:tcPr>
           <w:p>
@@ -3185,6 +3187,81 @@
         </w:tc>
         <w:tc>
           <w:tcPr>
+            <w:tcW w:w="656" w:type="dxa"/>
+            <w:tcBorders/>
+          </w:tcPr>
+          <w:p>
+            <w:pPr>
+              <w:pStyle w:val="Normal"/>
+              <w:widowControl w:val="false"/>
+              <w:suppressAutoHyphens w:val="true"/>
+              <w:spacing w:lineRule="auto" w:line="240" w:before="0" w:after="0"/>
+              <w:jc w:val="left"/>
+              <w:rPr>
+                <w:sz w:val="32"/>
+                <w:szCs w:val="32"/>
+              </w:rPr>
+            </w:pPr>
+            <w:r>
+              <w:rPr>
+                <w:sz w:val="32"/>
+                <w:szCs w:val="32"/>
+              </w:rPr>
+            </w:r>
+          </w:p>
+        </w:tc>
+        <w:tc>
+          <w:tcPr>
+            <w:tcW w:w="653" w:type="dxa"/>
+            <w:tcBorders/>
+          </w:tcPr>
+          <w:p>
+            <w:pPr>
+              <w:pStyle w:val="Normal"/>
+              <w:widowControl w:val="false"/>
+              <w:suppressAutoHyphens w:val="true"/>
+              <w:spacing w:lineRule="auto" w:line="240" w:before="0" w:after="0"/>
+              <w:jc w:val="left"/>
+              <w:rPr>
+                <w:sz w:val="32"/>
+                <w:szCs w:val="32"/>
+              </w:rPr>
+            </w:pPr>
+            <w:r>
+              <w:rPr>
+                <w:sz w:val="32"/>
+                <w:szCs w:val="32"/>
+              </w:rPr>
+            </w:r>
+          </w:p>
+        </w:tc>
+        <w:tc>
+          <w:tcPr>
+            <w:tcW w:w="655" w:type="dxa"/>
+            <w:tcBorders/>
+          </w:tcPr>
+          <w:p>
+            <w:pPr>
+              <w:pStyle w:val="Normal"/>
+              <w:widowControl w:val="false"/>
+              <w:suppressAutoHyphens w:val="true"/>
+              <w:spacing w:lineRule="auto" w:line="240" w:before="0" w:after="0"/>
+              <w:jc w:val="left"/>
+              <w:rPr>
+                <w:sz w:val="32"/>
+                <w:szCs w:val="32"/>
+              </w:rPr>
+            </w:pPr>
+            <w:r>
+              <w:rPr>
+                <w:sz w:val="32"/>
+                <w:szCs w:val="32"/>
+              </w:rPr>
+            </w:r>
+          </w:p>
+        </w:tc>
+        <w:tc>
+          <w:tcPr>
             <w:tcW w:w="654" w:type="dxa"/>
             <w:tcBorders/>
           </w:tcPr>
@@ -3210,57 +3287,7 @@
         </w:tc>
         <w:tc>
           <w:tcPr>
-            <w:tcW w:w="653" w:type="dxa"/>
-            <w:tcBorders/>
-          </w:tcPr>
-          <w:p>
-            <w:pPr>
-              <w:pStyle w:val="Normal"/>
-              <w:widowControl w:val="false"/>
-              <w:suppressAutoHyphens w:val="true"/>
-              <w:spacing w:lineRule="auto" w:line="240" w:before="0" w:after="0"/>
-              <w:jc w:val="left"/>
-              <w:rPr>
-                <w:sz w:val="32"/>
-                <w:szCs w:val="32"/>
-              </w:rPr>
-            </w:pPr>
-            <w:r>
-              <w:rPr>
-                <w:sz w:val="32"/>
-                <w:szCs w:val="32"/>
-              </w:rPr>
-            </w:r>
-          </w:p>
-        </w:tc>
-        <w:tc>
-          <w:tcPr>
-            <w:tcW w:w="656" w:type="dxa"/>
-            <w:tcBorders/>
-          </w:tcPr>
-          <w:p>
-            <w:pPr>
-              <w:pStyle w:val="Normal"/>
-              <w:widowControl w:val="false"/>
-              <w:suppressAutoHyphens w:val="true"/>
-              <w:spacing w:lineRule="auto" w:line="240" w:before="0" w:after="0"/>
-              <w:jc w:val="left"/>
-              <w:rPr>
-                <w:sz w:val="32"/>
-                <w:szCs w:val="32"/>
-              </w:rPr>
-            </w:pPr>
-            <w:r>
-              <w:rPr>
-                <w:sz w:val="32"/>
-                <w:szCs w:val="32"/>
-              </w:rPr>
-            </w:r>
-          </w:p>
-        </w:tc>
-        <w:tc>
-          <w:tcPr>
-            <w:tcW w:w="653" w:type="dxa"/>
+            <w:tcW w:w="654" w:type="dxa"/>
             <w:tcBorders/>
           </w:tcPr>
           <w:p>
@@ -3385,32 +3412,7 @@
         </w:tc>
         <w:tc>
           <w:tcPr>
-            <w:tcW w:w="654" w:type="dxa"/>
-            <w:tcBorders/>
-          </w:tcPr>
-          <w:p>
-            <w:pPr>
-              <w:pStyle w:val="Normal"/>
-              <w:widowControl w:val="false"/>
-              <w:suppressAutoHyphens w:val="true"/>
-              <w:spacing w:lineRule="auto" w:line="240" w:before="0" w:after="0"/>
-              <w:jc w:val="left"/>
-              <w:rPr>
-                <w:sz w:val="32"/>
-                <w:szCs w:val="32"/>
-              </w:rPr>
-            </w:pPr>
-            <w:r>
-              <w:rPr>
-                <w:sz w:val="32"/>
-                <w:szCs w:val="32"/>
-              </w:rPr>
-            </w:r>
-          </w:p>
-        </w:tc>
-        <w:tc>
-          <w:tcPr>
-            <w:tcW w:w="649" w:type="dxa"/>
+            <w:tcW w:w="647" w:type="dxa"/>
             <w:tcBorders/>
           </w:tcPr>
           <w:p>
@@ -4116,6 +4118,7 @@
         <w:spacing w:before="0" w:after="0"/>
         <w:rPr>
           <w:b/>
+          <w:b/>
           <w:bCs/>
           <w:sz w:val="36"/>
           <w:szCs w:val="36"/>
@@ -4548,6 +4551,7 @@
         <w:pStyle w:val="Normal"/>
         <w:spacing w:before="0" w:after="0"/>
         <w:rPr>
+          <w:b/>
           <w:b/>
           <w:bCs/>
           <w:sz w:val="32"/>
@@ -4619,19 +4623,20 @@
         <w:gridCol w:w="708"/>
         <w:gridCol w:w="710"/>
         <w:gridCol w:w="710"/>
+        <w:gridCol w:w="656"/>
+        <w:gridCol w:w="652"/>
+        <w:gridCol w:w="1"/>
+        <w:gridCol w:w="654"/>
+        <w:gridCol w:w="1"/>
+        <w:gridCol w:w="652"/>
+        <w:gridCol w:w="2"/>
         <w:gridCol w:w="654"/>
         <w:gridCol w:w="653"/>
-        <w:gridCol w:w="655"/>
-        <w:gridCol w:w="1"/>
-        <w:gridCol w:w="652"/>
-        <w:gridCol w:w="1"/>
-        <w:gridCol w:w="655"/>
-        <w:gridCol w:w="652"/>
         <w:gridCol w:w="2"/>
         <w:gridCol w:w="654"/>
         <w:gridCol w:w="654"/>
         <w:gridCol w:w="654"/>
-        <w:gridCol w:w="649"/>
+        <w:gridCol w:w="647"/>
       </w:tblGrid>
       <w:tr>
         <w:trPr/>
@@ -4811,7 +4816,7 @@
         </w:tc>
         <w:tc>
           <w:tcPr>
-            <w:tcW w:w="654" w:type="dxa"/>
+            <w:tcW w:w="656" w:type="dxa"/>
             <w:tcBorders/>
           </w:tcPr>
           <w:p>
@@ -4841,6 +4846,7 @@
         <w:tc>
           <w:tcPr>
             <w:tcW w:w="653" w:type="dxa"/>
+            <w:gridSpan w:val="2"/>
             <w:tcBorders/>
           </w:tcPr>
           <w:p>
@@ -4869,7 +4875,7 @@
         </w:tc>
         <w:tc>
           <w:tcPr>
-            <w:tcW w:w="656" w:type="dxa"/>
+            <w:tcW w:w="655" w:type="dxa"/>
             <w:gridSpan w:val="2"/>
             <w:tcBorders/>
           </w:tcPr>
@@ -4899,7 +4905,7 @@
         </w:tc>
         <w:tc>
           <w:tcPr>
-            <w:tcW w:w="653" w:type="dxa"/>
+            <w:tcW w:w="654" w:type="dxa"/>
             <w:gridSpan w:val="2"/>
             <w:tcBorders/>
           </w:tcPr>
@@ -4929,7 +4935,7 @@
         </w:tc>
         <w:tc>
           <w:tcPr>
-            <w:tcW w:w="655" w:type="dxa"/>
+            <w:tcW w:w="654" w:type="dxa"/>
             <w:tcBorders/>
           </w:tcPr>
           <w:p>
@@ -4958,7 +4964,7 @@
         </w:tc>
         <w:tc>
           <w:tcPr>
-            <w:tcW w:w="654" w:type="dxa"/>
+            <w:tcW w:w="655" w:type="dxa"/>
             <w:gridSpan w:val="2"/>
             <w:tcBorders/>
           </w:tcPr>
@@ -5075,7 +5081,7 @@
         </w:tc>
         <w:tc>
           <w:tcPr>
-            <w:tcW w:w="649" w:type="dxa"/>
+            <w:tcW w:w="647" w:type="dxa"/>
             <w:tcBorders/>
           </w:tcPr>
           <w:p>
@@ -5136,7 +5142,7 @@
         </w:tc>
         <w:tc>
           <w:tcPr>
-            <w:tcW w:w="4627" w:type="dxa"/>
+            <w:tcW w:w="4628" w:type="dxa"/>
             <w:gridSpan w:val="7"/>
             <w:tcBorders/>
           </w:tcPr>
@@ -5167,6 +5173,7 @@
         <w:tc>
           <w:tcPr>
             <w:tcW w:w="655" w:type="dxa"/>
+            <w:gridSpan w:val="2"/>
             <w:tcBorders/>
           </w:tcPr>
           <w:p>
@@ -5243,7 +5250,7 @@
         </w:tc>
         <w:tc>
           <w:tcPr>
-            <w:tcW w:w="652" w:type="dxa"/>
+            <w:tcW w:w="653" w:type="dxa"/>
             <w:tcBorders/>
           </w:tcPr>
           <w:p>
@@ -5344,7 +5351,7 @@
         </w:tc>
         <w:tc>
           <w:tcPr>
-            <w:tcW w:w="649" w:type="dxa"/>
+            <w:tcW w:w="647" w:type="dxa"/>
             <w:tcBorders/>
           </w:tcPr>
           <w:p>
@@ -5546,7 +5553,7 @@
         </w:tc>
         <w:tc>
           <w:tcPr>
-            <w:tcW w:w="654" w:type="dxa"/>
+            <w:tcW w:w="656" w:type="dxa"/>
             <w:tcBorders/>
           </w:tcPr>
           <w:p>
@@ -5576,6 +5583,7 @@
         <w:tc>
           <w:tcPr>
             <w:tcW w:w="653" w:type="dxa"/>
+            <w:gridSpan w:val="2"/>
             <w:tcBorders/>
           </w:tcPr>
           <w:p>
@@ -5604,7 +5612,7 @@
         </w:tc>
         <w:tc>
           <w:tcPr>
-            <w:tcW w:w="656" w:type="dxa"/>
+            <w:tcW w:w="655" w:type="dxa"/>
             <w:gridSpan w:val="2"/>
             <w:tcBorders/>
           </w:tcPr>
@@ -5634,7 +5642,7 @@
         </w:tc>
         <w:tc>
           <w:tcPr>
-            <w:tcW w:w="653" w:type="dxa"/>
+            <w:tcW w:w="654" w:type="dxa"/>
             <w:gridSpan w:val="2"/>
             <w:tcBorders/>
           </w:tcPr>
@@ -5664,7 +5672,7 @@
         </w:tc>
         <w:tc>
           <w:tcPr>
-            <w:tcW w:w="655" w:type="dxa"/>
+            <w:tcW w:w="654" w:type="dxa"/>
             <w:tcBorders/>
           </w:tcPr>
           <w:p>
@@ -5693,7 +5701,7 @@
         </w:tc>
         <w:tc>
           <w:tcPr>
-            <w:tcW w:w="654" w:type="dxa"/>
+            <w:tcW w:w="655" w:type="dxa"/>
             <w:gridSpan w:val="2"/>
             <w:tcBorders/>
           </w:tcPr>
@@ -5810,7 +5818,7 @@
         </w:tc>
         <w:tc>
           <w:tcPr>
-            <w:tcW w:w="649" w:type="dxa"/>
+            <w:tcW w:w="647" w:type="dxa"/>
             <w:tcBorders/>
           </w:tcPr>
           <w:p>
@@ -5992,58 +6000,7 @@
         </w:tc>
         <w:tc>
           <w:tcPr>
-            <w:tcW w:w="654" w:type="dxa"/>
-            <w:tcBorders/>
-          </w:tcPr>
-          <w:p>
-            <w:pPr>
-              <w:pStyle w:val="Normal"/>
-              <w:widowControl w:val="false"/>
-              <w:suppressAutoHyphens w:val="true"/>
-              <w:spacing w:lineRule="auto" w:line="240" w:before="0" w:after="0"/>
-              <w:jc w:val="left"/>
-              <w:rPr>
-                <w:sz w:val="32"/>
-                <w:szCs w:val="32"/>
-              </w:rPr>
-            </w:pPr>
-            <w:r>
-              <w:rPr>
-                <w:sz w:val="32"/>
-                <w:szCs w:val="32"/>
-              </w:rPr>
-            </w:r>
-          </w:p>
-        </w:tc>
-        <w:tc>
-          <w:tcPr>
-            <w:tcW w:w="653" w:type="dxa"/>
-            <w:tcBorders/>
-          </w:tcPr>
-          <w:p>
-            <w:pPr>
-              <w:pStyle w:val="Normal"/>
-              <w:widowControl w:val="false"/>
-              <w:suppressAutoHyphens w:val="true"/>
-              <w:spacing w:lineRule="auto" w:line="240" w:before="0" w:after="0"/>
-              <w:jc w:val="left"/>
-              <w:rPr>
-                <w:sz w:val="32"/>
-                <w:szCs w:val="32"/>
-              </w:rPr>
-            </w:pPr>
-            <w:r>
-              <w:rPr>
-                <w:sz w:val="32"/>
-                <w:szCs w:val="32"/>
-              </w:rPr>
-            </w:r>
-          </w:p>
-        </w:tc>
-        <w:tc>
-          <w:tcPr>
             <w:tcW w:w="656" w:type="dxa"/>
-            <w:gridSpan w:val="2"/>
             <w:tcBorders/>
           </w:tcPr>
           <w:p>
@@ -6095,6 +6052,7 @@
         <w:tc>
           <w:tcPr>
             <w:tcW w:w="655" w:type="dxa"/>
+            <w:gridSpan w:val="2"/>
             <w:tcBorders/>
           </w:tcPr>
           <w:p>
@@ -6170,6 +6128,32 @@
         </w:tc>
         <w:tc>
           <w:tcPr>
+            <w:tcW w:w="655" w:type="dxa"/>
+            <w:gridSpan w:val="2"/>
+            <w:tcBorders/>
+          </w:tcPr>
+          <w:p>
+            <w:pPr>
+              <w:pStyle w:val="Normal"/>
+              <w:widowControl w:val="false"/>
+              <w:suppressAutoHyphens w:val="true"/>
+              <w:spacing w:lineRule="auto" w:line="240" w:before="0" w:after="0"/>
+              <w:jc w:val="left"/>
+              <w:rPr>
+                <w:sz w:val="32"/>
+                <w:szCs w:val="32"/>
+              </w:rPr>
+            </w:pPr>
+            <w:r>
+              <w:rPr>
+                <w:sz w:val="32"/>
+                <w:szCs w:val="32"/>
+              </w:rPr>
+            </w:r>
+          </w:p>
+        </w:tc>
+        <w:tc>
+          <w:tcPr>
             <w:tcW w:w="654" w:type="dxa"/>
             <w:tcBorders/>
           </w:tcPr>
@@ -6220,7 +6204,32 @@
         </w:tc>
         <w:tc>
           <w:tcPr>
-            <w:tcW w:w="649" w:type="dxa"/>
+            <w:tcW w:w="654" w:type="dxa"/>
+            <w:tcBorders/>
+          </w:tcPr>
+          <w:p>
+            <w:pPr>
+              <w:pStyle w:val="Normal"/>
+              <w:widowControl w:val="false"/>
+              <w:suppressAutoHyphens w:val="true"/>
+              <w:spacing w:lineRule="auto" w:line="240" w:before="0" w:after="0"/>
+              <w:jc w:val="left"/>
+              <w:rPr>
+                <w:sz w:val="32"/>
+                <w:szCs w:val="32"/>
+              </w:rPr>
+            </w:pPr>
+            <w:r>
+              <w:rPr>
+                <w:sz w:val="32"/>
+                <w:szCs w:val="32"/>
+              </w:rPr>
+            </w:r>
+          </w:p>
+        </w:tc>
+        <w:tc>
+          <w:tcPr>
+            <w:tcW w:w="647" w:type="dxa"/>
             <w:tcBorders/>
           </w:tcPr>
           <w:p>
@@ -6422,7 +6431,7 @@
         </w:tc>
         <w:tc>
           <w:tcPr>
-            <w:tcW w:w="654" w:type="dxa"/>
+            <w:tcW w:w="656" w:type="dxa"/>
             <w:tcBorders/>
           </w:tcPr>
           <w:p>
@@ -6452,6 +6461,7 @@
         <w:tc>
           <w:tcPr>
             <w:tcW w:w="653" w:type="dxa"/>
+            <w:gridSpan w:val="2"/>
             <w:tcBorders/>
           </w:tcPr>
           <w:p>
@@ -6480,7 +6490,7 @@
         </w:tc>
         <w:tc>
           <w:tcPr>
-            <w:tcW w:w="656" w:type="dxa"/>
+            <w:tcW w:w="655" w:type="dxa"/>
             <w:gridSpan w:val="2"/>
             <w:tcBorders/>
           </w:tcPr>
@@ -6510,7 +6520,7 @@
         </w:tc>
         <w:tc>
           <w:tcPr>
-            <w:tcW w:w="653" w:type="dxa"/>
+            <w:tcW w:w="654" w:type="dxa"/>
             <w:gridSpan w:val="2"/>
             <w:tcBorders/>
           </w:tcPr>
@@ -6540,7 +6550,7 @@
         </w:tc>
         <w:tc>
           <w:tcPr>
-            <w:tcW w:w="655" w:type="dxa"/>
+            <w:tcW w:w="654" w:type="dxa"/>
             <w:tcBorders/>
           </w:tcPr>
           <w:p>
@@ -6569,7 +6579,7 @@
         </w:tc>
         <w:tc>
           <w:tcPr>
-            <w:tcW w:w="654" w:type="dxa"/>
+            <w:tcW w:w="655" w:type="dxa"/>
             <w:gridSpan w:val="2"/>
             <w:tcBorders/>
           </w:tcPr>
@@ -6686,7 +6696,7 @@
         </w:tc>
         <w:tc>
           <w:tcPr>
-            <w:tcW w:w="649" w:type="dxa"/>
+            <w:tcW w:w="647" w:type="dxa"/>
             <w:tcBorders/>
           </w:tcPr>
           <w:p>
@@ -6868,58 +6878,7 @@
         </w:tc>
         <w:tc>
           <w:tcPr>
-            <w:tcW w:w="654" w:type="dxa"/>
-            <w:tcBorders/>
-          </w:tcPr>
-          <w:p>
-            <w:pPr>
-              <w:pStyle w:val="Normal"/>
-              <w:widowControl w:val="false"/>
-              <w:suppressAutoHyphens w:val="true"/>
-              <w:spacing w:lineRule="auto" w:line="240" w:before="0" w:after="0"/>
-              <w:jc w:val="left"/>
-              <w:rPr>
-                <w:sz w:val="32"/>
-                <w:szCs w:val="32"/>
-              </w:rPr>
-            </w:pPr>
-            <w:r>
-              <w:rPr>
-                <w:sz w:val="32"/>
-                <w:szCs w:val="32"/>
-              </w:rPr>
-            </w:r>
-          </w:p>
-        </w:tc>
-        <w:tc>
-          <w:tcPr>
-            <w:tcW w:w="653" w:type="dxa"/>
-            <w:tcBorders/>
-          </w:tcPr>
-          <w:p>
-            <w:pPr>
-              <w:pStyle w:val="Normal"/>
-              <w:widowControl w:val="false"/>
-              <w:suppressAutoHyphens w:val="true"/>
-              <w:spacing w:lineRule="auto" w:line="240" w:before="0" w:after="0"/>
-              <w:jc w:val="left"/>
-              <w:rPr>
-                <w:sz w:val="32"/>
-                <w:szCs w:val="32"/>
-              </w:rPr>
-            </w:pPr>
-            <w:r>
-              <w:rPr>
-                <w:sz w:val="32"/>
-                <w:szCs w:val="32"/>
-              </w:rPr>
-            </w:r>
-          </w:p>
-        </w:tc>
-        <w:tc>
-          <w:tcPr>
             <w:tcW w:w="656" w:type="dxa"/>
-            <w:gridSpan w:val="2"/>
             <w:tcBorders/>
           </w:tcPr>
           <w:p>
@@ -6971,6 +6930,7 @@
         <w:tc>
           <w:tcPr>
             <w:tcW w:w="655" w:type="dxa"/>
+            <w:gridSpan w:val="2"/>
             <w:tcBorders/>
           </w:tcPr>
           <w:p>
@@ -7046,6 +7006,32 @@
         </w:tc>
         <w:tc>
           <w:tcPr>
+            <w:tcW w:w="655" w:type="dxa"/>
+            <w:gridSpan w:val="2"/>
+            <w:tcBorders/>
+          </w:tcPr>
+          <w:p>
+            <w:pPr>
+              <w:pStyle w:val="Normal"/>
+              <w:widowControl w:val="false"/>
+              <w:suppressAutoHyphens w:val="true"/>
+              <w:spacing w:lineRule="auto" w:line="240" w:before="0" w:after="0"/>
+              <w:jc w:val="left"/>
+              <w:rPr>
+                <w:sz w:val="32"/>
+                <w:szCs w:val="32"/>
+              </w:rPr>
+            </w:pPr>
+            <w:r>
+              <w:rPr>
+                <w:sz w:val="32"/>
+                <w:szCs w:val="32"/>
+              </w:rPr>
+            </w:r>
+          </w:p>
+        </w:tc>
+        <w:tc>
+          <w:tcPr>
             <w:tcW w:w="654" w:type="dxa"/>
             <w:tcBorders/>
           </w:tcPr>
@@ -7096,7 +7082,32 @@
         </w:tc>
         <w:tc>
           <w:tcPr>
-            <w:tcW w:w="649" w:type="dxa"/>
+            <w:tcW w:w="654" w:type="dxa"/>
+            <w:tcBorders/>
+          </w:tcPr>
+          <w:p>
+            <w:pPr>
+              <w:pStyle w:val="Normal"/>
+              <w:widowControl w:val="false"/>
+              <w:suppressAutoHyphens w:val="true"/>
+              <w:spacing w:lineRule="auto" w:line="240" w:before="0" w:after="0"/>
+              <w:jc w:val="left"/>
+              <w:rPr>
+                <w:sz w:val="32"/>
+                <w:szCs w:val="32"/>
+              </w:rPr>
+            </w:pPr>
+            <w:r>
+              <w:rPr>
+                <w:sz w:val="32"/>
+                <w:szCs w:val="32"/>
+              </w:rPr>
+            </w:r>
+          </w:p>
+        </w:tc>
+        <w:tc>
+          <w:tcPr>
+            <w:tcW w:w="647" w:type="dxa"/>
             <w:tcBorders/>
           </w:tcPr>
           <w:p>
@@ -7298,7 +7309,7 @@
         </w:tc>
         <w:tc>
           <w:tcPr>
-            <w:tcW w:w="654" w:type="dxa"/>
+            <w:tcW w:w="656" w:type="dxa"/>
             <w:tcBorders/>
           </w:tcPr>
           <w:p>
@@ -7328,6 +7339,7 @@
         <w:tc>
           <w:tcPr>
             <w:tcW w:w="653" w:type="dxa"/>
+            <w:gridSpan w:val="2"/>
             <w:tcBorders/>
           </w:tcPr>
           <w:p>
@@ -7356,7 +7368,7 @@
         </w:tc>
         <w:tc>
           <w:tcPr>
-            <w:tcW w:w="656" w:type="dxa"/>
+            <w:tcW w:w="655" w:type="dxa"/>
             <w:gridSpan w:val="2"/>
             <w:tcBorders/>
           </w:tcPr>
@@ -7386,7 +7398,7 @@
         </w:tc>
         <w:tc>
           <w:tcPr>
-            <w:tcW w:w="653" w:type="dxa"/>
+            <w:tcW w:w="654" w:type="dxa"/>
             <w:gridSpan w:val="2"/>
             <w:tcBorders/>
           </w:tcPr>
@@ -7416,7 +7428,7 @@
         </w:tc>
         <w:tc>
           <w:tcPr>
-            <w:tcW w:w="655" w:type="dxa"/>
+            <w:tcW w:w="654" w:type="dxa"/>
             <w:tcBorders/>
           </w:tcPr>
           <w:p>
@@ -7445,7 +7457,7 @@
         </w:tc>
         <w:tc>
           <w:tcPr>
-            <w:tcW w:w="654" w:type="dxa"/>
+            <w:tcW w:w="655" w:type="dxa"/>
             <w:gridSpan w:val="2"/>
             <w:tcBorders/>
           </w:tcPr>
@@ -7562,7 +7574,7 @@
         </w:tc>
         <w:tc>
           <w:tcPr>
-            <w:tcW w:w="649" w:type="dxa"/>
+            <w:tcW w:w="647" w:type="dxa"/>
             <w:tcBorders/>
           </w:tcPr>
           <w:p>
@@ -7744,58 +7756,7 @@
         </w:tc>
         <w:tc>
           <w:tcPr>
-            <w:tcW w:w="654" w:type="dxa"/>
-            <w:tcBorders/>
-          </w:tcPr>
-          <w:p>
-            <w:pPr>
-              <w:pStyle w:val="Normal"/>
-              <w:widowControl w:val="false"/>
-              <w:suppressAutoHyphens w:val="true"/>
-              <w:spacing w:lineRule="auto" w:line="240" w:before="0" w:after="0"/>
-              <w:jc w:val="left"/>
-              <w:rPr>
-                <w:sz w:val="32"/>
-                <w:szCs w:val="32"/>
-              </w:rPr>
-            </w:pPr>
-            <w:r>
-              <w:rPr>
-                <w:sz w:val="32"/>
-                <w:szCs w:val="32"/>
-              </w:rPr>
-            </w:r>
-          </w:p>
-        </w:tc>
-        <w:tc>
-          <w:tcPr>
-            <w:tcW w:w="653" w:type="dxa"/>
-            <w:tcBorders/>
-          </w:tcPr>
-          <w:p>
-            <w:pPr>
-              <w:pStyle w:val="Normal"/>
-              <w:widowControl w:val="false"/>
-              <w:suppressAutoHyphens w:val="true"/>
-              <w:spacing w:lineRule="auto" w:line="240" w:before="0" w:after="0"/>
-              <w:jc w:val="left"/>
-              <w:rPr>
-                <w:sz w:val="32"/>
-                <w:szCs w:val="32"/>
-              </w:rPr>
-            </w:pPr>
-            <w:r>
-              <w:rPr>
-                <w:sz w:val="32"/>
-                <w:szCs w:val="32"/>
-              </w:rPr>
-            </w:r>
-          </w:p>
-        </w:tc>
-        <w:tc>
-          <w:tcPr>
             <w:tcW w:w="656" w:type="dxa"/>
-            <w:gridSpan w:val="2"/>
             <w:tcBorders/>
           </w:tcPr>
           <w:p>
@@ -7847,6 +7808,7 @@
         <w:tc>
           <w:tcPr>
             <w:tcW w:w="655" w:type="dxa"/>
+            <w:gridSpan w:val="2"/>
             <w:tcBorders/>
           </w:tcPr>
           <w:p>
@@ -7922,6 +7884,32 @@
         </w:tc>
         <w:tc>
           <w:tcPr>
+            <w:tcW w:w="655" w:type="dxa"/>
+            <w:gridSpan w:val="2"/>
+            <w:tcBorders/>
+          </w:tcPr>
+          <w:p>
+            <w:pPr>
+              <w:pStyle w:val="Normal"/>
+              <w:widowControl w:val="false"/>
+              <w:suppressAutoHyphens w:val="true"/>
+              <w:spacing w:lineRule="auto" w:line="240" w:before="0" w:after="0"/>
+              <w:jc w:val="left"/>
+              <w:rPr>
+                <w:sz w:val="32"/>
+                <w:szCs w:val="32"/>
+              </w:rPr>
+            </w:pPr>
+            <w:r>
+              <w:rPr>
+                <w:sz w:val="32"/>
+                <w:szCs w:val="32"/>
+              </w:rPr>
+            </w:r>
+          </w:p>
+        </w:tc>
+        <w:tc>
+          <w:tcPr>
             <w:tcW w:w="654" w:type="dxa"/>
             <w:tcBorders/>
           </w:tcPr>
@@ -7972,7 +7960,32 @@
         </w:tc>
         <w:tc>
           <w:tcPr>
-            <w:tcW w:w="649" w:type="dxa"/>
+            <w:tcW w:w="654" w:type="dxa"/>
+            <w:tcBorders/>
+          </w:tcPr>
+          <w:p>
+            <w:pPr>
+              <w:pStyle w:val="Normal"/>
+              <w:widowControl w:val="false"/>
+              <w:suppressAutoHyphens w:val="true"/>
+              <w:spacing w:lineRule="auto" w:line="240" w:before="0" w:after="0"/>
+              <w:jc w:val="left"/>
+              <w:rPr>
+                <w:sz w:val="32"/>
+                <w:szCs w:val="32"/>
+              </w:rPr>
+            </w:pPr>
+            <w:r>
+              <w:rPr>
+                <w:sz w:val="32"/>
+                <w:szCs w:val="32"/>
+              </w:rPr>
+            </w:r>
+          </w:p>
+        </w:tc>
+        <w:tc>
+          <w:tcPr>
+            <w:tcW w:w="647" w:type="dxa"/>
             <w:tcBorders/>
           </w:tcPr>
           <w:p>
@@ -9482,7 +9495,7 @@
         <mc:AlternateContent>
           <mc:Choice Requires="wps">
             <w:drawing>
-              <wp:anchor behindDoc="0" distT="15240" distB="13970" distL="14605" distR="14605" simplePos="0" locked="0" layoutInCell="1" allowOverlap="1" relativeHeight="2" wp14:anchorId="2A6F2880">
+              <wp:anchor behindDoc="0" distT="15240" distB="13970" distL="14605" distR="14605" simplePos="0" locked="0" layoutInCell="0" allowOverlap="1" relativeHeight="2" wp14:anchorId="2A6F2880">
                 <wp:simplePos x="0" y="0"/>
                 <wp:positionH relativeFrom="column">
                   <wp:posOffset>-13335</wp:posOffset>
@@ -9570,7 +9583,7 @@
         <mc:AlternateContent>
           <mc:Choice Requires="wps">
             <w:drawing>
-              <wp:anchor behindDoc="0" distT="6350" distB="6350" distL="6985" distR="5715" simplePos="0" locked="0" layoutInCell="1" allowOverlap="1" relativeHeight="3" wp14:anchorId="595F8B86">
+              <wp:anchor behindDoc="0" distT="6350" distB="6350" distL="6985" distR="5715" simplePos="0" locked="0" layoutInCell="0" allowOverlap="1" relativeHeight="3" wp14:anchorId="595F8B86">
                 <wp:simplePos x="0" y="0"/>
                 <wp:positionH relativeFrom="column">
                   <wp:posOffset>76835</wp:posOffset>
@@ -9630,7 +9643,7 @@
         <mc:AlternateContent>
           <mc:Choice Requires="wps">
             <w:drawing>
-              <wp:anchor behindDoc="0" distT="0" distB="0" distL="0" distR="0" simplePos="0" locked="0" layoutInCell="1" allowOverlap="1" relativeHeight="4" wp14:anchorId="2D1927C8">
+              <wp:anchor behindDoc="0" distT="0" distB="0" distL="0" distR="0" simplePos="0" locked="0" layoutInCell="0" allowOverlap="1" relativeHeight="4" wp14:anchorId="2D1927C8">
                 <wp:simplePos x="0" y="0"/>
                 <wp:positionH relativeFrom="column">
                   <wp:posOffset>3195955</wp:posOffset>
@@ -9726,7 +9739,7 @@
         <mc:AlternateContent>
           <mc:Choice Requires="wps">
             <w:drawing>
-              <wp:anchor behindDoc="0" distT="3175" distB="3175" distL="3175" distR="3175" simplePos="0" locked="0" layoutInCell="1" allowOverlap="1" relativeHeight="6" wp14:anchorId="67C0EA2E">
+              <wp:anchor behindDoc="0" distT="3175" distB="3175" distL="3175" distR="3175" simplePos="0" locked="0" layoutInCell="0" allowOverlap="1" relativeHeight="6" wp14:anchorId="67C0EA2E">
                 <wp:simplePos x="0" y="0"/>
                 <wp:positionH relativeFrom="column">
                   <wp:posOffset>124460</wp:posOffset>
@@ -9737,7 +9750,7 @@
                 <wp:extent cx="3557270" cy="321310"/>
                 <wp:effectExtent l="3175" t="3175" r="3175" b="3175"/>
                 <wp:wrapNone/>
-                <wp:docPr id="4" name="Надпись 5"/>
+                <wp:docPr id="5" name="Надпись 5"/>
                 <a:graphic xmlns:a="http://schemas.openxmlformats.org/drawingml/2006/main">
                   <a:graphicData uri="http://schemas.microsoft.com/office/word/2010/wordprocessingShape">
                     <wps:wsp>
@@ -9829,7 +9842,7 @@
         <mc:AlternateContent>
           <mc:Choice Requires="wps">
             <w:drawing>
-              <wp:anchor behindDoc="0" distT="6985" distB="5715" distL="6350" distR="6350" simplePos="0" locked="0" layoutInCell="1" allowOverlap="1" relativeHeight="8" wp14:anchorId="5BBD24C0">
+              <wp:anchor behindDoc="0" distT="6985" distB="5715" distL="6350" distR="6350" simplePos="0" locked="0" layoutInCell="0" allowOverlap="1" relativeHeight="8" wp14:anchorId="5BBD24C0">
                 <wp:simplePos x="0" y="0"/>
                 <wp:positionH relativeFrom="column">
                   <wp:posOffset>124460</wp:posOffset>
@@ -9840,7 +9853,7 @@
                 <wp:extent cx="3545840" cy="977265"/>
                 <wp:effectExtent l="6350" t="6985" r="6350" b="5715"/>
                 <wp:wrapNone/>
-                <wp:docPr id="5" name="Прямоугольник 6"/>
+                <wp:docPr id="7" name="Прямоугольник 6"/>
                 <a:graphic xmlns:a="http://schemas.openxmlformats.org/drawingml/2006/main">
                   <a:graphicData uri="http://schemas.microsoft.com/office/word/2010/wordprocessingShape">
                     <wps:wsp>
@@ -9889,7 +9902,7 @@
         <mc:AlternateContent>
           <mc:Choice Requires="wps">
             <w:drawing>
-              <wp:anchor behindDoc="0" distT="3175" distB="3175" distL="3810" distR="2540" simplePos="0" locked="0" layoutInCell="1" allowOverlap="1" relativeHeight="9" wp14:anchorId="67E73EEA">
+              <wp:anchor behindDoc="0" distT="3175" distB="3175" distL="3810" distR="2540" simplePos="0" locked="0" layoutInCell="0" allowOverlap="1" relativeHeight="9" wp14:anchorId="67E73EEA">
                 <wp:simplePos x="0" y="0"/>
                 <wp:positionH relativeFrom="column">
                   <wp:posOffset>124460</wp:posOffset>
@@ -9900,7 +9913,7 @@
                 <wp:extent cx="3546475" cy="226060"/>
                 <wp:effectExtent l="3810" t="3175" r="2540" b="3175"/>
                 <wp:wrapNone/>
-                <wp:docPr id="6" name="Надпись 7"/>
+                <wp:docPr id="8" name="Надпись 7"/>
                 <a:graphic xmlns:a="http://schemas.openxmlformats.org/drawingml/2006/main">
                   <a:graphicData uri="http://schemas.microsoft.com/office/word/2010/wordprocessingShape">
                     <wps:wsp>
@@ -9990,7 +10003,7 @@
         <mc:AlternateContent>
           <mc:Choice Requires="wps">
             <w:drawing>
-              <wp:anchor behindDoc="0" distT="3175" distB="3175" distL="3810" distR="2540" simplePos="0" locked="0" layoutInCell="1" allowOverlap="1" relativeHeight="11" wp14:anchorId="2DAF5C81">
+              <wp:anchor behindDoc="0" distT="3175" distB="3175" distL="3810" distR="2540" simplePos="0" locked="0" layoutInCell="0" allowOverlap="1" relativeHeight="11" wp14:anchorId="2DAF5C81">
                 <wp:simplePos x="0" y="0"/>
                 <wp:positionH relativeFrom="column">
                   <wp:posOffset>129540</wp:posOffset>
@@ -10001,7 +10014,7 @@
                 <wp:extent cx="3541395" cy="226060"/>
                 <wp:effectExtent l="3810" t="3175" r="2540" b="3175"/>
                 <wp:wrapNone/>
-                <wp:docPr id="7" name="Надпись 8"/>
+                <wp:docPr id="10" name="Надпись 8"/>
                 <a:graphic xmlns:a="http://schemas.openxmlformats.org/drawingml/2006/main">
                   <a:graphicData uri="http://schemas.microsoft.com/office/word/2010/wordprocessingShape">
                     <wps:wsp>
@@ -10093,7 +10106,7 @@
         <mc:AlternateContent>
           <mc:Choice Requires="wps">
             <w:drawing>
-              <wp:anchor behindDoc="0" distT="3175" distB="3175" distL="3810" distR="2540" simplePos="0" locked="0" layoutInCell="1" allowOverlap="1" relativeHeight="13" wp14:anchorId="77B31561">
+              <wp:anchor behindDoc="0" distT="3175" distB="3175" distL="3810" distR="2540" simplePos="0" locked="0" layoutInCell="0" allowOverlap="1" relativeHeight="13" wp14:anchorId="77B31561">
                 <wp:simplePos x="0" y="0"/>
                 <wp:positionH relativeFrom="column">
                   <wp:posOffset>129540</wp:posOffset>
@@ -10104,7 +10117,7 @@
                 <wp:extent cx="3541395" cy="226060"/>
                 <wp:effectExtent l="3810" t="3175" r="2540" b="3175"/>
                 <wp:wrapNone/>
-                <wp:docPr id="8" name="Надпись 9"/>
+                <wp:docPr id="12" name="Надпись 9"/>
                 <a:graphic xmlns:a="http://schemas.openxmlformats.org/drawingml/2006/main">
                   <a:graphicData uri="http://schemas.microsoft.com/office/word/2010/wordprocessingShape">
                     <wps:wsp>
@@ -10196,7 +10209,7 @@
         <mc:AlternateContent>
           <mc:Choice Requires="wps">
             <w:drawing>
-              <wp:anchor behindDoc="0" distT="3175" distB="3175" distL="3175" distR="3175" simplePos="0" locked="0" layoutInCell="1" allowOverlap="1" relativeHeight="15" wp14:anchorId="332B97E4">
+              <wp:anchor behindDoc="0" distT="3175" distB="3175" distL="3175" distR="3175" simplePos="0" locked="0" layoutInCell="0" allowOverlap="1" relativeHeight="15" wp14:anchorId="332B97E4">
                 <wp:simplePos x="0" y="0"/>
                 <wp:positionH relativeFrom="column">
                   <wp:posOffset>124460</wp:posOffset>
@@ -10207,7 +10220,7 @@
                 <wp:extent cx="3545840" cy="226060"/>
                 <wp:effectExtent l="3175" t="3175" r="3175" b="3175"/>
                 <wp:wrapNone/>
-                <wp:docPr id="9" name="Надпись 10"/>
+                <wp:docPr id="14" name="Надпись 10"/>
                 <a:graphic xmlns:a="http://schemas.openxmlformats.org/drawingml/2006/main">
                   <a:graphicData uri="http://schemas.microsoft.com/office/word/2010/wordprocessingShape">
                     <wps:wsp>
@@ -10299,7 +10312,7 @@
         <mc:AlternateContent>
           <mc:Choice Requires="wps">
             <w:drawing>
-              <wp:anchor behindDoc="0" distT="6350" distB="6350" distL="6350" distR="6350" simplePos="0" locked="0" layoutInCell="1" allowOverlap="1" relativeHeight="17" wp14:anchorId="39AA88A7">
+              <wp:anchor behindDoc="0" distT="6350" distB="6350" distL="6350" distR="6350" simplePos="0" locked="0" layoutInCell="0" allowOverlap="1" relativeHeight="17" wp14:anchorId="39AA88A7">
                 <wp:simplePos x="0" y="0"/>
                 <wp:positionH relativeFrom="column">
                   <wp:posOffset>4648200</wp:posOffset>
@@ -10310,7 +10323,7 @@
                 <wp:extent cx="2114550" cy="1760220"/>
                 <wp:effectExtent l="6350" t="6350" r="6350" b="6350"/>
                 <wp:wrapNone/>
-                <wp:docPr id="10" name="Прямоугольник 11"/>
+                <wp:docPr id="16" name="Прямоугольник 11"/>
                 <a:graphic xmlns:a="http://schemas.openxmlformats.org/drawingml/2006/main">
                   <a:graphicData uri="http://schemas.microsoft.com/office/word/2010/wordprocessingShape">
                     <wps:wsp>
@@ -10359,7 +10372,7 @@
         <mc:AlternateContent>
           <mc:Choice Requires="wps">
             <w:drawing>
-              <wp:anchor behindDoc="0" distT="0" distB="0" distL="0" distR="0" simplePos="0" locked="0" layoutInCell="1" allowOverlap="1" relativeHeight="18" wp14:anchorId="3D83B1C0">
+              <wp:anchor behindDoc="0" distT="0" distB="0" distL="0" distR="0" simplePos="0" locked="0" layoutInCell="0" allowOverlap="1" relativeHeight="18" wp14:anchorId="3D83B1C0">
                 <wp:simplePos x="0" y="0"/>
                 <wp:positionH relativeFrom="column">
                   <wp:posOffset>6430010</wp:posOffset>
@@ -10370,7 +10383,7 @@
                 <wp:extent cx="343535" cy="253365"/>
                 <wp:effectExtent l="0" t="0" r="0" b="0"/>
                 <wp:wrapNone/>
-                <wp:docPr id="11" name="Надпись 12"/>
+                <wp:docPr id="17" name="Надпись 12"/>
                 <a:graphic xmlns:a="http://schemas.openxmlformats.org/drawingml/2006/main">
                   <a:graphicData uri="http://schemas.microsoft.com/office/word/2010/wordprocessingShape">
                     <wps:wsp>
@@ -10455,7 +10468,7 @@
         <mc:AlternateContent>
           <mc:Choice Requires="wps">
             <w:drawing>
-              <wp:anchor behindDoc="0" distT="3175" distB="3175" distL="3175" distR="3175" simplePos="0" locked="0" layoutInCell="1" allowOverlap="1" relativeHeight="20" wp14:anchorId="5C3FF52A">
+              <wp:anchor behindDoc="0" distT="3175" distB="3175" distL="3175" distR="3175" simplePos="0" locked="0" layoutInCell="0" allowOverlap="1" relativeHeight="20" wp14:anchorId="5C3FF52A">
                 <wp:simplePos x="0" y="0"/>
                 <wp:positionH relativeFrom="column">
                   <wp:posOffset>4669790</wp:posOffset>
@@ -10466,7 +10479,7 @@
                 <wp:extent cx="2061210" cy="259080"/>
                 <wp:effectExtent l="3175" t="3175" r="3175" b="3175"/>
                 <wp:wrapNone/>
-                <wp:docPr id="12" name="Надпись 13"/>
+                <wp:docPr id="19" name="Надпись 13"/>
                 <a:graphic xmlns:a="http://schemas.openxmlformats.org/drawingml/2006/main">
                   <a:graphicData uri="http://schemas.microsoft.com/office/word/2010/wordprocessingShape">
                     <wps:wsp>
@@ -10557,7 +10570,7 @@
         <mc:AlternateContent>
           <mc:Choice Requires="wps">
             <w:drawing>
-              <wp:anchor behindDoc="0" distT="3175" distB="3175" distL="3175" distR="3175" simplePos="0" locked="0" layoutInCell="1" allowOverlap="1" relativeHeight="22" wp14:anchorId="1607764B">
+              <wp:anchor behindDoc="0" distT="3175" distB="3175" distL="3175" distR="3175" simplePos="0" locked="0" layoutInCell="0" allowOverlap="1" relativeHeight="22" wp14:anchorId="1607764B">
                 <wp:simplePos x="0" y="0"/>
                 <wp:positionH relativeFrom="column">
                   <wp:posOffset>4683760</wp:posOffset>
@@ -10568,7 +10581,7 @@
                 <wp:extent cx="2061210" cy="259080"/>
                 <wp:effectExtent l="3175" t="3175" r="3175" b="3175"/>
                 <wp:wrapNone/>
-                <wp:docPr id="13" name="Надпись 15"/>
+                <wp:docPr id="21" name="Надпись 15"/>
                 <a:graphic xmlns:a="http://schemas.openxmlformats.org/drawingml/2006/main">
                   <a:graphicData uri="http://schemas.microsoft.com/office/word/2010/wordprocessingShape">
                     <wps:wsp>
@@ -10659,7 +10672,7 @@
         <mc:AlternateContent>
           <mc:Choice Requires="wps">
             <w:drawing>
-              <wp:anchor behindDoc="0" distT="6985" distB="5715" distL="6350" distR="6350" simplePos="0" locked="0" layoutInCell="1" allowOverlap="1" relativeHeight="24" wp14:anchorId="64833F7E">
+              <wp:anchor behindDoc="0" distT="6985" distB="5715" distL="6350" distR="6350" simplePos="0" locked="0" layoutInCell="0" allowOverlap="1" relativeHeight="24" wp14:anchorId="64833F7E">
                 <wp:simplePos x="0" y="0"/>
                 <wp:positionH relativeFrom="column">
                   <wp:posOffset>4653915</wp:posOffset>
@@ -10670,7 +10683,7 @@
                 <wp:extent cx="2118360" cy="475615"/>
                 <wp:effectExtent l="6350" t="6985" r="6350" b="5715"/>
                 <wp:wrapNone/>
-                <wp:docPr id="14" name="Прямоугольник 16"/>
+                <wp:docPr id="23" name="Прямоугольник 16"/>
                 <a:graphic xmlns:a="http://schemas.openxmlformats.org/drawingml/2006/main">
                   <a:graphicData uri="http://schemas.microsoft.com/office/word/2010/wordprocessingShape">
                     <wps:wsp>
@@ -10719,7 +10732,7 @@
         <mc:AlternateContent>
           <mc:Choice Requires="wps">
             <w:drawing>
-              <wp:anchor behindDoc="0" distT="6350" distB="6350" distL="6985" distR="5715" simplePos="0" locked="0" layoutInCell="1" allowOverlap="1" relativeHeight="25" wp14:anchorId="01F3458D">
+              <wp:anchor behindDoc="0" distT="6350" distB="6350" distL="6985" distR="5715" simplePos="0" locked="0" layoutInCell="0" allowOverlap="1" relativeHeight="25" wp14:anchorId="01F3458D">
                 <wp:simplePos x="0" y="0"/>
                 <wp:positionH relativeFrom="column">
                   <wp:posOffset>4653280</wp:posOffset>
@@ -10730,7 +10743,7 @@
                 <wp:extent cx="2118995" cy="523240"/>
                 <wp:effectExtent l="6985" t="6350" r="5715" b="6350"/>
                 <wp:wrapNone/>
-                <wp:docPr id="15" name="Прямоугольник 17"/>
+                <wp:docPr id="24" name="Прямоугольник 17"/>
                 <a:graphic xmlns:a="http://schemas.openxmlformats.org/drawingml/2006/main">
                   <a:graphicData uri="http://schemas.microsoft.com/office/word/2010/wordprocessingShape">
                     <wps:wsp>
@@ -10779,7 +10792,7 @@
         <mc:AlternateContent>
           <mc:Choice Requires="wps">
             <w:drawing>
-              <wp:anchor behindDoc="0" distT="0" distB="1270" distL="0" distR="0" simplePos="0" locked="0" layoutInCell="1" allowOverlap="1" relativeHeight="26" wp14:anchorId="5370F969">
+              <wp:anchor behindDoc="0" distT="0" distB="1270" distL="0" distR="0" simplePos="0" locked="0" layoutInCell="0" allowOverlap="1" relativeHeight="26" wp14:anchorId="5370F969">
                 <wp:simplePos x="0" y="0"/>
                 <wp:positionH relativeFrom="column">
                   <wp:posOffset>4648835</wp:posOffset>
@@ -10790,7 +10803,7 @@
                 <wp:extent cx="2124075" cy="512445"/>
                 <wp:effectExtent l="0" t="0" r="0" b="1905"/>
                 <wp:wrapNone/>
-                <wp:docPr id="16" name="Надпись 18"/>
+                <wp:docPr id="25" name="Надпись 18"/>
                 <a:graphic xmlns:a="http://schemas.openxmlformats.org/drawingml/2006/main">
                   <a:graphicData uri="http://schemas.microsoft.com/office/word/2010/wordprocessingShape">
                     <wps:wsp>
@@ -10877,7 +10890,7 @@
         <mc:AlternateContent>
           <mc:Choice Requires="wps">
             <w:drawing>
-              <wp:anchor behindDoc="0" distT="0" distB="0" distL="0" distR="0" simplePos="0" locked="0" layoutInCell="1" allowOverlap="1" relativeHeight="28" wp14:anchorId="434AE1C8">
+              <wp:anchor behindDoc="0" distT="0" distB="0" distL="0" distR="0" simplePos="0" locked="0" layoutInCell="0" allowOverlap="1" relativeHeight="28" wp14:anchorId="434AE1C8">
                 <wp:simplePos x="0" y="0"/>
                 <wp:positionH relativeFrom="column">
                   <wp:posOffset>4653915</wp:posOffset>
@@ -10888,7 +10901,7 @@
                 <wp:extent cx="2124075" cy="501650"/>
                 <wp:effectExtent l="0" t="0" r="0" b="0"/>
                 <wp:wrapNone/>
-                <wp:docPr id="17" name="Надпись 20"/>
+                <wp:docPr id="27" name="Надпись 20"/>
                 <a:graphic xmlns:a="http://schemas.openxmlformats.org/drawingml/2006/main">
                   <a:graphicData uri="http://schemas.microsoft.com/office/word/2010/wordprocessingShape">
                     <wps:wsp>
@@ -10975,7 +10988,7 @@
         <mc:AlternateContent>
           <mc:Choice Requires="wps">
             <w:drawing>
-              <wp:anchor behindDoc="0" distT="3175" distB="3175" distL="3810" distR="2540" simplePos="0" locked="0" layoutInCell="1" allowOverlap="1" relativeHeight="30" wp14:anchorId="570739D7">
+              <wp:anchor behindDoc="0" distT="3175" distB="3175" distL="3810" distR="2540" simplePos="0" locked="0" layoutInCell="0" allowOverlap="1" relativeHeight="30" wp14:anchorId="570739D7">
                 <wp:simplePos x="0" y="0"/>
                 <wp:positionH relativeFrom="column">
                   <wp:posOffset>3997960</wp:posOffset>
@@ -10986,7 +10999,7 @@
                 <wp:extent cx="401955" cy="2674620"/>
                 <wp:effectExtent l="3810" t="3175" r="2540" b="3175"/>
                 <wp:wrapNone/>
-                <wp:docPr id="18" name="Надпись 22"/>
+                <wp:docPr id="29" name="Надпись 22"/>
                 <a:graphic xmlns:a="http://schemas.openxmlformats.org/drawingml/2006/main">
                   <a:graphicData uri="http://schemas.microsoft.com/office/word/2010/wordprocessingShape">
                     <wps:wsp>
@@ -11035,7 +11048,7 @@
                           </w:p>
                         </w:txbxContent>
                       </wps:txbx>
-                      <wps:bodyPr anchor="ctr" vert="vert270">
+                      <wps:bodyPr anchor="ctr" vert="vert270" rot="16200000">
                         <a:prstTxWarp prst="textNoShape"/>
                         <a:noAutofit/>
                       </wps:bodyPr>
@@ -11110,7 +11123,7 @@
         <mc:AlternateContent>
           <mc:Choice Requires="wps">
             <w:drawing>
-              <wp:anchor behindDoc="0" distT="3810" distB="2540" distL="3175" distR="3175" simplePos="0" locked="0" layoutInCell="1" allowOverlap="1" relativeHeight="34" wp14:anchorId="39A5543B">
+              <wp:anchor behindDoc="0" distT="3810" distB="2540" distL="3175" distR="3175" simplePos="0" locked="0" layoutInCell="0" allowOverlap="1" relativeHeight="34" wp14:anchorId="39A5543B">
                 <wp:simplePos x="0" y="0"/>
                 <wp:positionH relativeFrom="column">
                   <wp:posOffset>134620</wp:posOffset>
@@ -11121,7 +11134,7 @@
                 <wp:extent cx="3535680" cy="268605"/>
                 <wp:effectExtent l="3175" t="3810" r="3175" b="2540"/>
                 <wp:wrapNone/>
-                <wp:docPr id="19" name="Надпись 24"/>
+                <wp:docPr id="31" name="Надпись 24"/>
                 <a:graphic xmlns:a="http://schemas.openxmlformats.org/drawingml/2006/main">
                   <a:graphicData uri="http://schemas.microsoft.com/office/word/2010/wordprocessingShape">
                     <wps:wsp>
@@ -11228,7 +11241,7 @@
         <mc:AlternateContent>
           <mc:Choice Requires="wps">
             <w:drawing>
-              <wp:anchor behindDoc="0" distT="3175" distB="3175" distL="3810" distR="2540" simplePos="0" locked="0" layoutInCell="1" allowOverlap="1" relativeHeight="32" wp14:anchorId="4652272E">
+              <wp:anchor behindDoc="0" distT="3175" distB="3175" distL="3810" distR="2540" simplePos="0" locked="0" layoutInCell="0" allowOverlap="1" relativeHeight="32" wp14:anchorId="4652272E">
                 <wp:simplePos x="0" y="0"/>
                 <wp:positionH relativeFrom="column">
                   <wp:posOffset>134620</wp:posOffset>
@@ -11239,7 +11252,7 @@
                 <wp:extent cx="3535045" cy="264160"/>
                 <wp:effectExtent l="3810" t="3175" r="2540" b="3175"/>
                 <wp:wrapNone/>
-                <wp:docPr id="20" name="Надпись 23"/>
+                <wp:docPr id="33" name="Надпись 23"/>
                 <a:graphic xmlns:a="http://schemas.openxmlformats.org/drawingml/2006/main">
                   <a:graphicData uri="http://schemas.microsoft.com/office/word/2010/wordprocessingShape">
                     <wps:wsp>
@@ -12069,6 +12082,7 @@
         <w:spacing w:before="0" w:after="0"/>
         <w:rPr>
           <w:b/>
+          <w:b/>
           <w:bCs/>
           <w:sz w:val="32"/>
           <w:szCs w:val="32"/>
@@ -12162,6 +12176,7 @@
         <w:pStyle w:val="Normal"/>
         <w:spacing w:before="0" w:after="0"/>
         <w:rPr>
+          <w:b/>
           <w:b/>
           <w:bCs/>
           <w:sz w:val="32"/>
@@ -12472,6 +12487,7 @@
         <w:contextualSpacing/>
         <w:rPr>
           <w:b/>
+          <w:b/>
           <w:bCs/>
           <w:sz w:val="32"/>
           <w:szCs w:val="32"/>
@@ -12778,7 +12794,602 @@
           <w:szCs w:val="32"/>
           <w:vertAlign w:val="baseline"/>
         </w:rPr>
-        <w:t>С магистральной шиной, ЦП, ПП, Шина, ВУа</w:t>
+        <w:t>С магистральной шиной, ЦП, ПП, Шина, Вуа</w:t>
+      </w:r>
+    </w:p>
+    <w:p>
+      <w:pPr>
+        <w:pStyle w:val="ListParagraph"/>
+        <w:spacing w:before="0" w:after="0"/>
+        <w:ind w:hanging="0"/>
+        <w:contextualSpacing/>
+        <w:rPr/>
+      </w:pPr>
+      <w:r>
+        <w:rPr/>
+      </w:r>
+    </w:p>
+    <w:p>
+      <w:pPr>
+        <w:pStyle w:val="ListParagraph"/>
+        <w:spacing w:before="0" w:after="0"/>
+        <w:ind w:hanging="0"/>
+        <w:contextualSpacing/>
+        <w:rPr>
+          <w:b/>
+          <w:b/>
+          <w:bCs/>
+          <w:sz w:val="32"/>
+          <w:szCs w:val="32"/>
+        </w:rPr>
+      </w:pPr>
+      <w:r>
+        <w:rPr>
+          <w:b/>
+          <w:bCs/>
+          <w:sz w:val="32"/>
+          <w:szCs w:val="32"/>
+        </w:rPr>
+        <w:t>30.11.2023</w:t>
+      </w:r>
+    </w:p>
+    <w:p>
+      <w:pPr>
+        <w:pStyle w:val="ListParagraph"/>
+        <w:spacing w:before="0" w:after="0"/>
+        <w:ind w:hanging="0"/>
+        <w:contextualSpacing/>
+        <w:rPr>
+          <w:b w:val="false"/>
+          <w:b w:val="false"/>
+          <w:bCs w:val="false"/>
+          <w:sz w:val="32"/>
+          <w:szCs w:val="32"/>
+        </w:rPr>
+      </w:pPr>
+      <w:r>
+        <w:rPr>
+          <w:b w:val="false"/>
+          <w:bCs w:val="false"/>
+          <w:sz w:val="32"/>
+          <w:szCs w:val="32"/>
+        </w:rPr>
+        <w:t>Сервер</w:t>
+      </w:r>
+    </w:p>
+    <w:p>
+      <w:pPr>
+        <w:pStyle w:val="ListParagraph"/>
+        <w:spacing w:before="0" w:after="0"/>
+        <w:ind w:hanging="0"/>
+        <w:contextualSpacing/>
+        <w:rPr>
+          <w:b w:val="false"/>
+          <w:b w:val="false"/>
+          <w:bCs w:val="false"/>
+          <w:sz w:val="32"/>
+          <w:szCs w:val="32"/>
+        </w:rPr>
+      </w:pPr>
+      <w:r>
+        <w:rPr>
+          <w:b w:val="false"/>
+          <w:bCs w:val="false"/>
+          <w:sz w:val="32"/>
+          <w:szCs w:val="32"/>
+        </w:rPr>
+        <w:t>Майнфрейм:</w:t>
+      </w:r>
+    </w:p>
+    <w:p>
+      <w:pPr>
+        <w:pStyle w:val="ListParagraph"/>
+        <w:numPr>
+          <w:ilvl w:val="0"/>
+          <w:numId w:val="8"/>
+        </w:numPr>
+        <w:spacing w:before="0" w:after="0"/>
+        <w:contextualSpacing/>
+        <w:rPr>
+          <w:b w:val="false"/>
+          <w:b w:val="false"/>
+          <w:bCs w:val="false"/>
+          <w:sz w:val="32"/>
+          <w:szCs w:val="32"/>
+        </w:rPr>
+      </w:pPr>
+      <w:r>
+        <w:rPr>
+          <w:b w:val="false"/>
+          <w:bCs w:val="false"/>
+          <w:sz w:val="32"/>
+          <w:szCs w:val="32"/>
+        </w:rPr>
+        <w:t>Большая универсальная ЭВМ</w:t>
+      </w:r>
+    </w:p>
+    <w:p>
+      <w:pPr>
+        <w:pStyle w:val="ListParagraph"/>
+        <w:numPr>
+          <w:ilvl w:val="0"/>
+          <w:numId w:val="8"/>
+        </w:numPr>
+        <w:spacing w:before="0" w:after="0"/>
+        <w:contextualSpacing/>
+        <w:rPr>
+          <w:b w:val="false"/>
+          <w:b w:val="false"/>
+          <w:bCs w:val="false"/>
+          <w:sz w:val="32"/>
+          <w:szCs w:val="32"/>
+        </w:rPr>
+      </w:pPr>
+      <w:r>
+        <w:rPr>
+          <w:b w:val="false"/>
+          <w:bCs w:val="false"/>
+          <w:sz w:val="32"/>
+          <w:szCs w:val="32"/>
+        </w:rPr>
+        <w:t>Единая оперативная память</w:t>
+      </w:r>
+    </w:p>
+    <w:p>
+      <w:pPr>
+        <w:pStyle w:val="ListParagraph"/>
+        <w:numPr>
+          <w:ilvl w:val="0"/>
+          <w:numId w:val="0"/>
+        </w:numPr>
+        <w:spacing w:before="0" w:after="0"/>
+        <w:ind w:hanging="0"/>
+        <w:contextualSpacing/>
+        <w:rPr>
+          <w:b w:val="false"/>
+          <w:b w:val="false"/>
+          <w:bCs w:val="false"/>
+          <w:sz w:val="32"/>
+          <w:szCs w:val="32"/>
+        </w:rPr>
+      </w:pPr>
+      <w:r>
+        <w:rPr>
+          <w:b w:val="false"/>
+          <w:bCs w:val="false"/>
+          <w:sz w:val="32"/>
+          <w:szCs w:val="32"/>
+        </w:rPr>
+        <w:t>Системы высокой готовности</w:t>
+      </w:r>
+    </w:p>
+    <w:p>
+      <w:pPr>
+        <w:pStyle w:val="ListParagraph"/>
+        <w:numPr>
+          <w:ilvl w:val="0"/>
+          <w:numId w:val="11"/>
+        </w:numPr>
+        <w:spacing w:before="0" w:after="0"/>
+        <w:contextualSpacing/>
+        <w:rPr>
+          <w:b w:val="false"/>
+          <w:b w:val="false"/>
+          <w:bCs w:val="false"/>
+          <w:sz w:val="32"/>
+          <w:szCs w:val="32"/>
+        </w:rPr>
+      </w:pPr>
+      <w:r>
+        <w:rPr>
+          <w:b w:val="false"/>
+          <w:bCs w:val="false"/>
+          <w:sz w:val="32"/>
+          <w:szCs w:val="32"/>
+        </w:rPr>
+        <w:t>Отказоустойчивая</w:t>
+      </w:r>
+    </w:p>
+    <w:p>
+      <w:pPr>
+        <w:pStyle w:val="ListParagraph"/>
+        <w:numPr>
+          <w:ilvl w:val="0"/>
+          <w:numId w:val="0"/>
+        </w:numPr>
+        <w:spacing w:before="0" w:after="0"/>
+        <w:ind w:hanging="0"/>
+        <w:contextualSpacing/>
+        <w:rPr>
+          <w:b w:val="false"/>
+          <w:b w:val="false"/>
+          <w:bCs w:val="false"/>
+          <w:sz w:val="32"/>
+          <w:szCs w:val="32"/>
+        </w:rPr>
+      </w:pPr>
+      <w:r>
+        <w:rPr>
+          <w:b w:val="false"/>
+          <w:bCs w:val="false"/>
+          <w:sz w:val="32"/>
+          <w:szCs w:val="32"/>
+        </w:rPr>
+        <w:t>Кластерный архитектуры/Кластеры</w:t>
+      </w:r>
+    </w:p>
+    <w:p>
+      <w:pPr>
+        <w:pStyle w:val="ListParagraph"/>
+        <w:numPr>
+          <w:ilvl w:val="0"/>
+          <w:numId w:val="0"/>
+        </w:numPr>
+        <w:spacing w:before="0" w:after="0"/>
+        <w:ind w:hanging="0"/>
+        <w:contextualSpacing/>
+        <w:rPr>
+          <w:b w:val="false"/>
+          <w:b w:val="false"/>
+          <w:bCs w:val="false"/>
+          <w:sz w:val="32"/>
+          <w:szCs w:val="32"/>
+        </w:rPr>
+      </w:pPr>
+      <w:r>
+        <w:rPr>
+          <w:b w:val="false"/>
+          <w:bCs w:val="false"/>
+          <w:sz w:val="32"/>
+          <w:szCs w:val="32"/>
+        </w:rPr>
+        <w:t>Универсальная техника</w:t>
+      </w:r>
+    </w:p>
+    <w:p>
+      <w:pPr>
+        <w:pStyle w:val="ListParagraph"/>
+        <w:numPr>
+          <w:ilvl w:val="0"/>
+          <w:numId w:val="0"/>
+        </w:numPr>
+        <w:spacing w:before="0" w:after="0"/>
+        <w:ind w:hanging="0"/>
+        <w:contextualSpacing/>
+        <w:rPr>
+          <w:b w:val="false"/>
+          <w:b w:val="false"/>
+          <w:bCs w:val="false"/>
+          <w:sz w:val="32"/>
+          <w:szCs w:val="32"/>
+        </w:rPr>
+      </w:pPr>
+      <w:r>
+        <w:rPr>
+          <w:b w:val="false"/>
+          <w:bCs w:val="false"/>
+          <w:sz w:val="32"/>
+          <w:szCs w:val="32"/>
+        </w:rPr>
+        <w:t>Специализированная техника</w:t>
+      </w:r>
+    </w:p>
+    <w:p>
+      <w:pPr>
+        <w:pStyle w:val="ListParagraph"/>
+        <w:spacing w:before="0" w:after="0"/>
+        <w:ind w:hanging="0"/>
+        <w:contextualSpacing/>
+        <w:rPr>
+          <w:b w:val="false"/>
+          <w:b w:val="false"/>
+          <w:bCs w:val="false"/>
+          <w:sz w:val="32"/>
+          <w:szCs w:val="32"/>
+        </w:rPr>
+      </w:pPr>
+      <w:r>
+        <w:rPr>
+          <w:b w:val="false"/>
+          <w:bCs w:val="false"/>
+          <w:sz w:val="32"/>
+          <w:szCs w:val="32"/>
+        </w:rPr>
+      </w:r>
+    </w:p>
+    <w:p>
+      <w:pPr>
+        <w:pStyle w:val="ListParagraph"/>
+        <w:spacing w:before="0" w:after="0"/>
+        <w:ind w:hanging="0"/>
+        <w:contextualSpacing/>
+        <w:rPr>
+          <w:b w:val="false"/>
+          <w:b w:val="false"/>
+          <w:bCs w:val="false"/>
+          <w:sz w:val="32"/>
+          <w:szCs w:val="32"/>
+        </w:rPr>
+      </w:pPr>
+      <w:r>
+        <w:rPr>
+          <w:b w:val="false"/>
+          <w:bCs w:val="false"/>
+          <w:sz w:val="32"/>
+          <w:szCs w:val="32"/>
+        </w:rPr>
+        <w:t>Классификация по принципам действия</w:t>
+      </w:r>
+    </w:p>
+    <w:p>
+      <w:pPr>
+        <w:pStyle w:val="ListParagraph"/>
+        <w:numPr>
+          <w:ilvl w:val="0"/>
+          <w:numId w:val="9"/>
+        </w:numPr>
+        <w:spacing w:before="0" w:after="0"/>
+        <w:contextualSpacing/>
+        <w:rPr>
+          <w:b w:val="false"/>
+          <w:b w:val="false"/>
+          <w:bCs w:val="false"/>
+          <w:sz w:val="32"/>
+          <w:szCs w:val="32"/>
+        </w:rPr>
+      </w:pPr>
+      <w:r>
+        <w:rPr>
+          <w:b w:val="false"/>
+          <w:bCs w:val="false"/>
+          <w:sz w:val="32"/>
+          <w:szCs w:val="32"/>
+        </w:rPr>
+        <w:t>Цифровая</w:t>
+      </w:r>
+    </w:p>
+    <w:p>
+      <w:pPr>
+        <w:pStyle w:val="ListParagraph"/>
+        <w:numPr>
+          <w:ilvl w:val="0"/>
+          <w:numId w:val="9"/>
+        </w:numPr>
+        <w:spacing w:before="0" w:after="0"/>
+        <w:contextualSpacing/>
+        <w:rPr>
+          <w:b w:val="false"/>
+          <w:b w:val="false"/>
+          <w:bCs w:val="false"/>
+          <w:sz w:val="32"/>
+          <w:szCs w:val="32"/>
+        </w:rPr>
+      </w:pPr>
+      <w:r>
+        <w:rPr>
+          <w:b w:val="false"/>
+          <w:bCs w:val="false"/>
+          <w:sz w:val="32"/>
+          <w:szCs w:val="32"/>
+        </w:rPr>
+        <w:t>Аналоговая</w:t>
+      </w:r>
+    </w:p>
+    <w:p>
+      <w:pPr>
+        <w:pStyle w:val="ListParagraph"/>
+        <w:numPr>
+          <w:ilvl w:val="0"/>
+          <w:numId w:val="9"/>
+        </w:numPr>
+        <w:spacing w:before="0" w:after="0"/>
+        <w:contextualSpacing/>
+        <w:rPr>
+          <w:b w:val="false"/>
+          <w:b w:val="false"/>
+          <w:bCs w:val="false"/>
+          <w:sz w:val="32"/>
+          <w:szCs w:val="32"/>
+        </w:rPr>
+      </w:pPr>
+      <w:r>
+        <w:rPr>
+          <w:b w:val="false"/>
+          <w:bCs w:val="false"/>
+          <w:sz w:val="32"/>
+          <w:szCs w:val="32"/>
+        </w:rPr>
+        <w:t>Гибридная (ЦАП/АЦП): штангенциркуль с цифровым блоком</w:t>
+      </w:r>
+    </w:p>
+    <w:p>
+      <w:pPr>
+        <w:pStyle w:val="ListParagraph"/>
+        <w:spacing w:before="0" w:after="0"/>
+        <w:ind w:hanging="0"/>
+        <w:contextualSpacing/>
+        <w:rPr>
+          <w:b w:val="false"/>
+          <w:b w:val="false"/>
+          <w:bCs w:val="false"/>
+          <w:sz w:val="32"/>
+          <w:szCs w:val="32"/>
+        </w:rPr>
+      </w:pPr>
+      <w:r>
+        <w:rPr>
+          <w:b w:val="false"/>
+          <w:bCs w:val="false"/>
+          <w:sz w:val="32"/>
+          <w:szCs w:val="32"/>
+        </w:rPr>
+      </w:r>
+    </w:p>
+    <w:p>
+      <w:pPr>
+        <w:pStyle w:val="ListParagraph"/>
+        <w:spacing w:before="0" w:after="0"/>
+        <w:ind w:hanging="0"/>
+        <w:contextualSpacing/>
+        <w:rPr>
+          <w:b w:val="false"/>
+          <w:b w:val="false"/>
+          <w:bCs w:val="false"/>
+          <w:sz w:val="32"/>
+          <w:szCs w:val="32"/>
+        </w:rPr>
+      </w:pPr>
+      <w:r>
+        <w:rPr>
+          <w:b w:val="false"/>
+          <w:bCs w:val="false"/>
+          <w:sz w:val="32"/>
+          <w:szCs w:val="32"/>
+        </w:rPr>
+        <w:t>Биологические ЭВМ</w:t>
+      </w:r>
+    </w:p>
+    <w:p>
+      <w:pPr>
+        <w:pStyle w:val="ListParagraph"/>
+        <w:spacing w:before="0" w:after="0"/>
+        <w:ind w:hanging="0"/>
+        <w:contextualSpacing/>
+        <w:rPr>
+          <w:b w:val="false"/>
+          <w:b w:val="false"/>
+          <w:bCs w:val="false"/>
+          <w:sz w:val="32"/>
+          <w:szCs w:val="32"/>
+        </w:rPr>
+      </w:pPr>
+      <w:r>
+        <w:rPr>
+          <w:b w:val="false"/>
+          <w:bCs w:val="false"/>
+          <w:sz w:val="32"/>
+          <w:szCs w:val="32"/>
+        </w:rPr>
+        <w:t>Оптические ЭВМ</w:t>
+      </w:r>
+    </w:p>
+    <w:p>
+      <w:pPr>
+        <w:pStyle w:val="ListParagraph"/>
+        <w:spacing w:before="0" w:after="0"/>
+        <w:ind w:hanging="0"/>
+        <w:contextualSpacing/>
+        <w:rPr>
+          <w:b w:val="false"/>
+          <w:b w:val="false"/>
+          <w:bCs w:val="false"/>
+          <w:sz w:val="32"/>
+          <w:szCs w:val="32"/>
+        </w:rPr>
+      </w:pPr>
+      <w:r>
+        <w:rPr>
+          <w:b w:val="false"/>
+          <w:bCs w:val="false"/>
+          <w:sz w:val="32"/>
+          <w:szCs w:val="32"/>
+        </w:rPr>
+        <w:t>Квантовые ЭВМ</w:t>
+      </w:r>
+    </w:p>
+    <w:p>
+      <w:pPr>
+        <w:pStyle w:val="ListParagraph"/>
+        <w:spacing w:before="0" w:after="0"/>
+        <w:ind w:hanging="0"/>
+        <w:contextualSpacing/>
+        <w:rPr>
+          <w:b w:val="false"/>
+          <w:b w:val="false"/>
+          <w:bCs w:val="false"/>
+          <w:sz w:val="32"/>
+          <w:szCs w:val="32"/>
+        </w:rPr>
+      </w:pPr>
+      <w:r>
+        <w:rPr>
+          <w:b w:val="false"/>
+          <w:bCs w:val="false"/>
+          <w:sz w:val="32"/>
+          <w:szCs w:val="32"/>
+        </w:rPr>
+        <w:t>Найти в Интернете инфу про эти направления</w:t>
+      </w:r>
+    </w:p>
+    <w:p>
+      <w:pPr>
+        <w:pStyle w:val="ListParagraph"/>
+        <w:spacing w:before="0" w:after="0"/>
+        <w:ind w:hanging="0"/>
+        <w:contextualSpacing/>
+        <w:rPr>
+          <w:b w:val="false"/>
+          <w:b w:val="false"/>
+          <w:bCs w:val="false"/>
+          <w:sz w:val="32"/>
+          <w:szCs w:val="32"/>
+        </w:rPr>
+      </w:pPr>
+      <w:r>
+        <w:rPr>
+          <w:b w:val="false"/>
+          <w:bCs w:val="false"/>
+          <w:sz w:val="32"/>
+          <w:szCs w:val="32"/>
+        </w:rPr>
+      </w:r>
+    </w:p>
+    <w:p>
+      <w:pPr>
+        <w:pStyle w:val="ListParagraph"/>
+        <w:spacing w:before="0" w:after="0"/>
+        <w:ind w:hanging="0"/>
+        <w:contextualSpacing/>
+        <w:rPr>
+          <w:b w:val="false"/>
+          <w:b w:val="false"/>
+          <w:bCs w:val="false"/>
+          <w:sz w:val="32"/>
+          <w:szCs w:val="32"/>
+        </w:rPr>
+      </w:pPr>
+      <w:r>
+        <w:rPr>
+          <w:b w:val="false"/>
+          <w:bCs w:val="false"/>
+          <w:sz w:val="32"/>
+          <w:szCs w:val="32"/>
+        </w:rPr>
+        <w:t>Распараллеливание вычислений</w:t>
+      </w:r>
+    </w:p>
+    <w:p>
+      <w:pPr>
+        <w:pStyle w:val="ListParagraph"/>
+        <w:spacing w:before="0" w:after="0"/>
+        <w:ind w:hanging="0"/>
+        <w:contextualSpacing/>
+        <w:rPr>
+          <w:b w:val="false"/>
+          <w:b w:val="false"/>
+          <w:bCs w:val="false"/>
+          <w:sz w:val="32"/>
+          <w:szCs w:val="32"/>
+        </w:rPr>
+      </w:pPr>
+      <w:r>
+        <w:rPr>
+          <w:b w:val="false"/>
+          <w:bCs w:val="false"/>
+          <w:sz w:val="32"/>
+          <w:szCs w:val="32"/>
+        </w:rPr>
+        <w:t>Задачи реального времени — задачи у которых решение должно быть получено не позднее указанного промежутка времени</w:t>
       </w:r>
     </w:p>
     <w:sectPr>
@@ -13660,6 +14271,298 @@
     </w:lvl>
   </w:abstractNum>
   <w:abstractNum w:abstractNumId="8">
+    <w:lvl w:ilvl="0">
+      <w:start w:val="1"/>
+      <w:numFmt w:val="decimal"/>
+      <w:lvlText w:val="%1."/>
+      <w:lvlJc w:val="left"/>
+      <w:pPr>
+        <w:tabs>
+          <w:tab w:val="num" w:pos="720"/>
+        </w:tabs>
+        <w:ind w:left="720" w:hanging="360"/>
+      </w:pPr>
+      <w:rPr>
+        <w:b/>
+        <w:bCs/>
+      </w:rPr>
+    </w:lvl>
+    <w:lvl w:ilvl="1">
+      <w:start w:val="1"/>
+      <w:numFmt w:val="decimal"/>
+      <w:lvlText w:val="%2."/>
+      <w:lvlJc w:val="left"/>
+      <w:pPr>
+        <w:tabs>
+          <w:tab w:val="num" w:pos="1080"/>
+        </w:tabs>
+        <w:ind w:left="1080" w:hanging="360"/>
+      </w:pPr>
+      <w:rPr>
+        <w:b/>
+        <w:bCs/>
+      </w:rPr>
+    </w:lvl>
+    <w:lvl w:ilvl="2">
+      <w:start w:val="1"/>
+      <w:numFmt w:val="decimal"/>
+      <w:lvlText w:val="%3."/>
+      <w:lvlJc w:val="left"/>
+      <w:pPr>
+        <w:tabs>
+          <w:tab w:val="num" w:pos="1440"/>
+        </w:tabs>
+        <w:ind w:left="1440" w:hanging="360"/>
+      </w:pPr>
+      <w:rPr>
+        <w:b/>
+        <w:bCs/>
+      </w:rPr>
+    </w:lvl>
+    <w:lvl w:ilvl="3">
+      <w:start w:val="1"/>
+      <w:numFmt w:val="decimal"/>
+      <w:lvlText w:val="%4."/>
+      <w:lvlJc w:val="left"/>
+      <w:pPr>
+        <w:tabs>
+          <w:tab w:val="num" w:pos="1800"/>
+        </w:tabs>
+        <w:ind w:left="1800" w:hanging="360"/>
+      </w:pPr>
+      <w:rPr>
+        <w:b/>
+        <w:bCs/>
+      </w:rPr>
+    </w:lvl>
+    <w:lvl w:ilvl="4">
+      <w:start w:val="1"/>
+      <w:numFmt w:val="decimal"/>
+      <w:lvlText w:val="%5."/>
+      <w:lvlJc w:val="left"/>
+      <w:pPr>
+        <w:tabs>
+          <w:tab w:val="num" w:pos="2160"/>
+        </w:tabs>
+        <w:ind w:left="2160" w:hanging="360"/>
+      </w:pPr>
+      <w:rPr>
+        <w:b/>
+        <w:bCs/>
+      </w:rPr>
+    </w:lvl>
+    <w:lvl w:ilvl="5">
+      <w:start w:val="1"/>
+      <w:numFmt w:val="decimal"/>
+      <w:lvlText w:val="%6."/>
+      <w:lvlJc w:val="left"/>
+      <w:pPr>
+        <w:tabs>
+          <w:tab w:val="num" w:pos="2520"/>
+        </w:tabs>
+        <w:ind w:left="2520" w:hanging="360"/>
+      </w:pPr>
+      <w:rPr>
+        <w:b/>
+        <w:bCs/>
+      </w:rPr>
+    </w:lvl>
+    <w:lvl w:ilvl="6">
+      <w:start w:val="1"/>
+      <w:numFmt w:val="decimal"/>
+      <w:lvlText w:val="%7."/>
+      <w:lvlJc w:val="left"/>
+      <w:pPr>
+        <w:tabs>
+          <w:tab w:val="num" w:pos="2880"/>
+        </w:tabs>
+        <w:ind w:left="2880" w:hanging="360"/>
+      </w:pPr>
+      <w:rPr>
+        <w:b/>
+        <w:bCs/>
+      </w:rPr>
+    </w:lvl>
+    <w:lvl w:ilvl="7">
+      <w:start w:val="1"/>
+      <w:numFmt w:val="decimal"/>
+      <w:lvlText w:val="%8."/>
+      <w:lvlJc w:val="left"/>
+      <w:pPr>
+        <w:tabs>
+          <w:tab w:val="num" w:pos="3240"/>
+        </w:tabs>
+        <w:ind w:left="3240" w:hanging="360"/>
+      </w:pPr>
+      <w:rPr>
+        <w:b/>
+        <w:bCs/>
+      </w:rPr>
+    </w:lvl>
+    <w:lvl w:ilvl="8">
+      <w:start w:val="1"/>
+      <w:numFmt w:val="decimal"/>
+      <w:lvlText w:val="%9."/>
+      <w:lvlJc w:val="left"/>
+      <w:pPr>
+        <w:tabs>
+          <w:tab w:val="num" w:pos="3600"/>
+        </w:tabs>
+        <w:ind w:left="3600" w:hanging="360"/>
+      </w:pPr>
+      <w:rPr>
+        <w:b/>
+        <w:bCs/>
+      </w:rPr>
+    </w:lvl>
+  </w:abstractNum>
+  <w:abstractNum w:abstractNumId="9">
+    <w:lvl w:ilvl="0">
+      <w:start w:val="1"/>
+      <w:numFmt w:val="decimal"/>
+      <w:lvlText w:val="%1."/>
+      <w:lvlJc w:val="left"/>
+      <w:pPr>
+        <w:tabs>
+          <w:tab w:val="num" w:pos="720"/>
+        </w:tabs>
+        <w:ind w:left="720" w:hanging="360"/>
+      </w:pPr>
+      <w:rPr>
+        <w:b/>
+        <w:bCs/>
+      </w:rPr>
+    </w:lvl>
+    <w:lvl w:ilvl="1">
+      <w:start w:val="1"/>
+      <w:numFmt w:val="decimal"/>
+      <w:lvlText w:val="%2."/>
+      <w:lvlJc w:val="left"/>
+      <w:pPr>
+        <w:tabs>
+          <w:tab w:val="num" w:pos="1080"/>
+        </w:tabs>
+        <w:ind w:left="1080" w:hanging="360"/>
+      </w:pPr>
+      <w:rPr>
+        <w:b/>
+        <w:bCs/>
+      </w:rPr>
+    </w:lvl>
+    <w:lvl w:ilvl="2">
+      <w:start w:val="1"/>
+      <w:numFmt w:val="decimal"/>
+      <w:lvlText w:val="%3."/>
+      <w:lvlJc w:val="left"/>
+      <w:pPr>
+        <w:tabs>
+          <w:tab w:val="num" w:pos="1440"/>
+        </w:tabs>
+        <w:ind w:left="1440" w:hanging="360"/>
+      </w:pPr>
+      <w:rPr>
+        <w:b/>
+        <w:bCs/>
+      </w:rPr>
+    </w:lvl>
+    <w:lvl w:ilvl="3">
+      <w:start w:val="1"/>
+      <w:numFmt w:val="decimal"/>
+      <w:lvlText w:val="%4."/>
+      <w:lvlJc w:val="left"/>
+      <w:pPr>
+        <w:tabs>
+          <w:tab w:val="num" w:pos="1800"/>
+        </w:tabs>
+        <w:ind w:left="1800" w:hanging="360"/>
+      </w:pPr>
+      <w:rPr>
+        <w:b/>
+        <w:bCs/>
+      </w:rPr>
+    </w:lvl>
+    <w:lvl w:ilvl="4">
+      <w:start w:val="1"/>
+      <w:numFmt w:val="decimal"/>
+      <w:lvlText w:val="%5."/>
+      <w:lvlJc w:val="left"/>
+      <w:pPr>
+        <w:tabs>
+          <w:tab w:val="num" w:pos="2160"/>
+        </w:tabs>
+        <w:ind w:left="2160" w:hanging="360"/>
+      </w:pPr>
+      <w:rPr>
+        <w:b/>
+        <w:bCs/>
+      </w:rPr>
+    </w:lvl>
+    <w:lvl w:ilvl="5">
+      <w:start w:val="1"/>
+      <w:numFmt w:val="decimal"/>
+      <w:lvlText w:val="%6."/>
+      <w:lvlJc w:val="left"/>
+      <w:pPr>
+        <w:tabs>
+          <w:tab w:val="num" w:pos="2520"/>
+        </w:tabs>
+        <w:ind w:left="2520" w:hanging="360"/>
+      </w:pPr>
+      <w:rPr>
+        <w:b/>
+        <w:bCs/>
+      </w:rPr>
+    </w:lvl>
+    <w:lvl w:ilvl="6">
+      <w:start w:val="1"/>
+      <w:numFmt w:val="decimal"/>
+      <w:lvlText w:val="%7."/>
+      <w:lvlJc w:val="left"/>
+      <w:pPr>
+        <w:tabs>
+          <w:tab w:val="num" w:pos="2880"/>
+        </w:tabs>
+        <w:ind w:left="2880" w:hanging="360"/>
+      </w:pPr>
+      <w:rPr>
+        <w:b/>
+        <w:bCs/>
+      </w:rPr>
+    </w:lvl>
+    <w:lvl w:ilvl="7">
+      <w:start w:val="1"/>
+      <w:numFmt w:val="decimal"/>
+      <w:lvlText w:val="%8."/>
+      <w:lvlJc w:val="left"/>
+      <w:pPr>
+        <w:tabs>
+          <w:tab w:val="num" w:pos="3240"/>
+        </w:tabs>
+        <w:ind w:left="3240" w:hanging="360"/>
+      </w:pPr>
+      <w:rPr>
+        <w:b/>
+        <w:bCs/>
+      </w:rPr>
+    </w:lvl>
+    <w:lvl w:ilvl="8">
+      <w:start w:val="1"/>
+      <w:numFmt w:val="decimal"/>
+      <w:lvlText w:val="%9."/>
+      <w:lvlJc w:val="left"/>
+      <w:pPr>
+        <w:tabs>
+          <w:tab w:val="num" w:pos="3600"/>
+        </w:tabs>
+        <w:ind w:left="3600" w:hanging="360"/>
+      </w:pPr>
+      <w:rPr>
+        <w:b/>
+        <w:bCs/>
+      </w:rPr>
+    </w:lvl>
+  </w:abstractNum>
+  <w:abstractNum w:abstractNumId="10">
     <w:lvl w:ilvl="0">
       <w:start w:val="1"/>
       <w:numFmt w:val="none"/>
@@ -13801,6 +14704,18 @@
   </w:num>
   <w:num w:numId="8">
     <w:abstractNumId w:val="8"/>
+  </w:num>
+  <w:num w:numId="9">
+    <w:abstractNumId w:val="9"/>
+  </w:num>
+  <w:num w:numId="10">
+    <w:abstractNumId w:val="10"/>
+  </w:num>
+  <w:num w:numId="11">
+    <w:abstractNumId w:val="8"/>
+    <w:lvlOverride w:ilvl="0">
+      <w:startOverride w:val="1"/>
+    </w:lvlOverride>
   </w:num>
 </w:numbering>
 </file>
@@ -14227,18 +15142,18 @@
     <w:qFormat/>
     <w:rPr/>
   </w:style>
-  <w:style w:type="character" w:styleId="NumberingSymbols">
-    <w:name w:val="Numbering Symbols"/>
+  <w:style w:type="character" w:styleId="Style14">
+    <w:name w:val="Символ нумерации"/>
     <w:qFormat/>
     <w:rPr>
       <w:b/>
       <w:bCs/>
     </w:rPr>
   </w:style>
-  <w:style w:type="paragraph" w:styleId="Heading">
-    <w:name w:val="Heading"/>
+  <w:style w:type="paragraph" w:styleId="Style15">
+    <w:name w:val="Заголовок"/>
     <w:basedOn w:val="Normal"/>
-    <w:next w:val="TextBody"/>
+    <w:next w:val="Style16"/>
     <w:qFormat/>
     <w:pPr>
       <w:keepNext w:val="true"/>
@@ -14250,7 +15165,7 @@
       <w:szCs w:val="28"/>
     </w:rPr>
   </w:style>
-  <w:style w:type="paragraph" w:styleId="TextBody">
+  <w:style w:type="paragraph" w:styleId="Style16">
     <w:name w:val="Body Text"/>
     <w:basedOn w:val="Normal"/>
     <w:pPr>
@@ -14258,15 +15173,15 @@
     </w:pPr>
     <w:rPr/>
   </w:style>
-  <w:style w:type="paragraph" w:styleId="List">
+  <w:style w:type="paragraph" w:styleId="Style17">
     <w:name w:val="List"/>
-    <w:basedOn w:val="TextBody"/>
+    <w:basedOn w:val="Style16"/>
     <w:pPr/>
     <w:rPr>
       <w:rFonts w:ascii="Calibri" w:hAnsi="Calibri" w:cs="FreeSans"/>
     </w:rPr>
   </w:style>
-  <w:style w:type="paragraph" w:styleId="Caption">
+  <w:style w:type="paragraph" w:styleId="Style18">
     <w:name w:val="Caption"/>
     <w:basedOn w:val="Normal"/>
     <w:qFormat/>
@@ -14282,8 +15197,8 @@
       <w:szCs w:val="24"/>
     </w:rPr>
   </w:style>
-  <w:style w:type="paragraph" w:styleId="Index">
-    <w:name w:val="Index"/>
+  <w:style w:type="paragraph" w:styleId="Style19">
+    <w:name w:val="Указатель"/>
     <w:basedOn w:val="Normal"/>
     <w:qFormat/>
     <w:pPr>
@@ -14308,6 +15223,13 @@
   </w:style>
   <w:style w:type="paragraph" w:styleId="FrameContents">
     <w:name w:val="Frame Contents"/>
+    <w:basedOn w:val="Normal"/>
+    <w:qFormat/>
+    <w:pPr/>
+    <w:rPr/>
+  </w:style>
+  <w:style w:type="paragraph" w:styleId="Style20">
+    <w:name w:val="Содержимое врезки"/>
     <w:basedOn w:val="Normal"/>
     <w:qFormat/>
     <w:pPr/>
